--- a/entrega_2/docs/Documentación Entrega 2.docx
+++ b/entrega_2/docs/Documentación Entrega 2.docx
@@ -1104,6 +1104,834 @@
       <w:r>
         <w:t>Se evidencia que antes del enriquecimiento de OWL el resultado arrojaba 82 tripletas. Pero ahora con el enriquecimiento de OWL arroja 125 tripletas y la sintaxis correctamente definida.</w:t>
       </w:r>
+    </w:p>
+    <w:p>
+      <w:pPr>
+        <w:pStyle w:val="Heading2"/>
+      </w:pPr>
+      <w:r>
+        <w:t>Punto 3</w:t>
+      </w:r>
+    </w:p>
+    <w:p>
+      <w:pPr>
+        <w:jc w:val="center"/>
+        <w:rPr>
+          <w:lang w:val="es-ES"/>
+        </w:rPr>
+      </w:pPr>
+      <w:proofErr w:type="spellStart"/>
+      <w:r>
+        <w:rPr>
+          <w:b/>
+          <w:sz w:val="32"/>
+          <w:lang w:val="es-ES"/>
+        </w:rPr>
+        <w:t>Competency</w:t>
+      </w:r>
+      <w:proofErr w:type="spellEnd"/>
+      <w:r>
+        <w:rPr>
+          <w:b/>
+          <w:sz w:val="32"/>
+          <w:lang w:val="es-ES"/>
+        </w:rPr>
+        <w:t xml:space="preserve"> </w:t>
+      </w:r>
+      <w:proofErr w:type="spellStart"/>
+      <w:r>
+        <w:rPr>
+          <w:b/>
+          <w:sz w:val="32"/>
+          <w:lang w:val="es-ES"/>
+        </w:rPr>
+        <w:t>Questions</w:t>
+      </w:r>
+      <w:proofErr w:type="spellEnd"/>
+      <w:r>
+        <w:rPr>
+          <w:b/>
+          <w:sz w:val="32"/>
+          <w:lang w:val="es-ES"/>
+        </w:rPr>
+        <w:t xml:space="preserve"> – Sistema de Exploración y Recomendación Musical</w:t>
+      </w:r>
+    </w:p>
+    <w:p>
+      <w:pPr>
+        <w:jc w:val="center"/>
+        <w:rPr>
+          <w:lang w:val="es-ES"/>
+        </w:rPr>
+      </w:pPr>
+      <w:r>
+        <w:rPr>
+          <w:i/>
+          <w:lang w:val="es-ES"/>
+        </w:rPr>
+        <w:t xml:space="preserve">Ontología Million </w:t>
+      </w:r>
+      <w:proofErr w:type="spellStart"/>
+      <w:r>
+        <w:rPr>
+          <w:i/>
+          <w:lang w:val="es-ES"/>
+        </w:rPr>
+        <w:t>Songs</w:t>
+      </w:r>
+      <w:proofErr w:type="spellEnd"/>
+    </w:p>
+    <w:p>
+      <w:pPr>
+        <w:rPr>
+          <w:lang w:val="es-ES"/>
+        </w:rPr>
+      </w:pPr>
+      <w:r>
+        <w:rPr>
+          <w:lang w:val="es-ES"/>
+        </w:rPr>
+        <w:t xml:space="preserve">Las </w:t>
+      </w:r>
+      <w:proofErr w:type="spellStart"/>
+      <w:r>
+        <w:rPr>
+          <w:lang w:val="es-ES"/>
+        </w:rPr>
+        <w:t>competency</w:t>
+      </w:r>
+      <w:proofErr w:type="spellEnd"/>
+      <w:r>
+        <w:rPr>
+          <w:lang w:val="es-ES"/>
+        </w:rPr>
+        <w:t xml:space="preserve"> </w:t>
+      </w:r>
+      <w:proofErr w:type="spellStart"/>
+      <w:r>
+        <w:rPr>
+          <w:lang w:val="es-ES"/>
+        </w:rPr>
+        <w:t>questions</w:t>
+      </w:r>
+      <w:proofErr w:type="spellEnd"/>
+      <w:r>
+        <w:rPr>
+          <w:lang w:val="es-ES"/>
+        </w:rPr>
+        <w:t xml:space="preserve"> definen los tipos de preguntas que una aplicación construida sobre el grafo de conocimiento debería ser capaz de responder. La aplicación propuesta se enfoca en exploración y recomendación musical, combinando artistas, canciones, características musicales, etiquetas, origen geográfico y similitud entre canciones.</w:t>
+      </w:r>
+    </w:p>
+    <w:p>
+      <w:pPr>
+        <w:rPr>
+          <w:lang w:val="es-ES"/>
+        </w:rPr>
+      </w:pPr>
+      <w:r>
+        <w:rPr>
+          <w:b/>
+          <w:sz w:val="26"/>
+          <w:lang w:val="es-ES"/>
+        </w:rPr>
+        <w:t>Propuesta de aplicación</w:t>
+      </w:r>
+    </w:p>
+    <w:p>
+      <w:pPr>
+        <w:rPr>
+          <w:lang w:val="es-ES"/>
+        </w:rPr>
+      </w:pPr>
+      <w:r>
+        <w:rPr>
+          <w:lang w:val="es-ES"/>
+        </w:rPr>
+        <w:t xml:space="preserve">Se propone un sistema que permita al usuario explorar el catálogo musical y descubrir nuevos artistas y canciones a partir de sus gustos. El archivo lastfm_similars.csv resulta </w:t>
+      </w:r>
+      <w:r>
+        <w:rPr>
+          <w:lang w:val="es-ES"/>
+        </w:rPr>
+        <w:lastRenderedPageBreak/>
+        <w:t>especialmente útil para incorporar recomendaciones basadas en similitud entre canciones.</w:t>
+      </w:r>
+    </w:p>
+    <w:p>
+      <w:pPr>
+        <w:rPr>
+          <w:lang w:val="es-ES"/>
+        </w:rPr>
+      </w:pPr>
+      <w:r>
+        <w:rPr>
+          <w:b/>
+          <w:lang w:val="es-ES"/>
+        </w:rPr>
+        <w:t>CQ1 – Exploración por artista</w:t>
+      </w:r>
+    </w:p>
+    <w:p>
+      <w:pPr>
+        <w:rPr>
+          <w:lang w:val="es-ES"/>
+        </w:rPr>
+      </w:pPr>
+      <w:r>
+        <w:rPr>
+          <w:b/>
+          <w:lang w:val="es-ES"/>
+        </w:rPr>
+        <w:t xml:space="preserve">Pregunta: </w:t>
+      </w:r>
+      <w:r>
+        <w:rPr>
+          <w:lang w:val="es-ES"/>
+        </w:rPr>
+        <w:t>¿Qué canciones ha interpretado un determinado artista?</w:t>
+      </w:r>
+    </w:p>
+    <w:p>
+      <w:pPr>
+        <w:rPr>
+          <w:lang w:val="es-ES"/>
+        </w:rPr>
+      </w:pPr>
+      <w:r>
+        <w:rPr>
+          <w:b/>
+          <w:lang w:val="es-ES"/>
+        </w:rPr>
+        <w:t xml:space="preserve">Descripción: </w:t>
+      </w:r>
+      <w:r>
+        <w:rPr>
+          <w:lang w:val="es-ES"/>
+        </w:rPr>
+        <w:t>Permite consultar la producción musical asociada a un artista específico.</w:t>
+      </w:r>
+    </w:p>
+    <w:p>
+      <w:pPr>
+        <w:rPr>
+          <w:lang w:val="es-ES"/>
+        </w:rPr>
+      </w:pPr>
+      <w:r>
+        <w:rPr>
+          <w:b/>
+          <w:lang w:val="es-ES"/>
+        </w:rPr>
+        <w:t xml:space="preserve">Justificación: </w:t>
+      </w:r>
+      <w:r>
+        <w:rPr>
+          <w:lang w:val="es-ES"/>
+        </w:rPr>
+        <w:t>Valida la navegación entre artistas y canciones.</w:t>
+      </w:r>
+    </w:p>
+    <w:p>
+      <w:pPr>
+        <w:rPr>
+          <w:lang w:val="es-ES"/>
+        </w:rPr>
+      </w:pPr>
+      <w:r>
+        <w:rPr>
+          <w:b/>
+          <w:lang w:val="es-ES"/>
+        </w:rPr>
+        <w:t>CQ2 – Exploración por país</w:t>
+      </w:r>
+    </w:p>
+    <w:p>
+      <w:pPr>
+        <w:rPr>
+          <w:lang w:val="es-ES"/>
+        </w:rPr>
+      </w:pPr>
+      <w:r>
+        <w:rPr>
+          <w:b/>
+          <w:lang w:val="es-ES"/>
+        </w:rPr>
+        <w:t xml:space="preserve">Pregunta: </w:t>
+      </w:r>
+      <w:r>
+        <w:rPr>
+          <w:lang w:val="es-ES"/>
+        </w:rPr>
+        <w:t>¿Qué artistas de un determinado país están presentes en el catálogo y qué canciones han interpretado?</w:t>
+      </w:r>
+    </w:p>
+    <w:p>
+      <w:pPr>
+        <w:rPr>
+          <w:lang w:val="es-ES"/>
+        </w:rPr>
+      </w:pPr>
+      <w:r>
+        <w:rPr>
+          <w:b/>
+          <w:lang w:val="es-ES"/>
+        </w:rPr>
+        <w:t xml:space="preserve">Descripción: </w:t>
+      </w:r>
+      <w:r>
+        <w:rPr>
+          <w:lang w:val="es-ES"/>
+        </w:rPr>
+        <w:t>Permite explorar el catálogo desde una perspectiva geográfica, obteniendo artistas de un país y sus canciones.</w:t>
+      </w:r>
+    </w:p>
+    <w:p>
+      <w:pPr>
+        <w:rPr>
+          <w:lang w:val="es-ES"/>
+        </w:rPr>
+      </w:pPr>
+      <w:r>
+        <w:rPr>
+          <w:b/>
+          <w:lang w:val="es-ES"/>
+        </w:rPr>
+        <w:t xml:space="preserve">Justificación: </w:t>
+      </w:r>
+      <w:r>
+        <w:rPr>
+          <w:lang w:val="es-ES"/>
+        </w:rPr>
+        <w:t>Valida la relación entre artistas, canciones y origen geográfico.</w:t>
+      </w:r>
+    </w:p>
+    <w:p>
+      <w:pPr>
+        <w:rPr>
+          <w:lang w:val="es-ES"/>
+        </w:rPr>
+      </w:pPr>
+      <w:r>
+        <w:rPr>
+          <w:b/>
+          <w:lang w:val="es-ES"/>
+        </w:rPr>
+        <w:t>CQ3 – Canciones similares</w:t>
+      </w:r>
+    </w:p>
+    <w:p>
+      <w:pPr>
+        <w:rPr>
+          <w:lang w:val="es-ES"/>
+        </w:rPr>
+      </w:pPr>
+      <w:r>
+        <w:rPr>
+          <w:b/>
+          <w:lang w:val="es-ES"/>
+        </w:rPr>
+        <w:t xml:space="preserve">Pregunta: </w:t>
+      </w:r>
+      <w:r>
+        <w:rPr>
+          <w:lang w:val="es-ES"/>
+        </w:rPr>
+        <w:t>¿Qué canciones son similares a una canción determinada y cuál es su nivel de similitud?</w:t>
+      </w:r>
+    </w:p>
+    <w:p>
+      <w:pPr>
+        <w:rPr>
+          <w:lang w:val="es-ES"/>
+        </w:rPr>
+      </w:pPr>
+      <w:r>
+        <w:rPr>
+          <w:b/>
+          <w:lang w:val="es-ES"/>
+        </w:rPr>
+        <w:t xml:space="preserve">Descripción: </w:t>
+      </w:r>
+      <w:r>
+        <w:rPr>
+          <w:lang w:val="es-ES"/>
+        </w:rPr>
+        <w:t xml:space="preserve">Aprovecha lastfm_similars.csv para mostrar canciones relacionadas y su </w:t>
+      </w:r>
+      <w:proofErr w:type="spellStart"/>
+      <w:r>
+        <w:rPr>
+          <w:lang w:val="es-ES"/>
+        </w:rPr>
+        <w:t>similarity_score</w:t>
+      </w:r>
+      <w:proofErr w:type="spellEnd"/>
+      <w:r>
+        <w:rPr>
+          <w:lang w:val="es-ES"/>
+        </w:rPr>
+        <w:t>.</w:t>
+      </w:r>
+    </w:p>
+    <w:p>
+      <w:pPr>
+        <w:rPr>
+          <w:lang w:val="es-ES"/>
+        </w:rPr>
+      </w:pPr>
+      <w:r>
+        <w:rPr>
+          <w:b/>
+          <w:lang w:val="es-ES"/>
+        </w:rPr>
+        <w:t xml:space="preserve">Justificación: </w:t>
+      </w:r>
+      <w:r>
+        <w:rPr>
+          <w:lang w:val="es-ES"/>
+        </w:rPr>
+        <w:t>Introduce una funcionalidad central de recomendación basada en Last.fm.</w:t>
+      </w:r>
+    </w:p>
+    <w:p>
+      <w:pPr>
+        <w:rPr>
+          <w:lang w:val="es-ES"/>
+        </w:rPr>
+      </w:pPr>
+      <w:r>
+        <w:rPr>
+          <w:b/>
+          <w:lang w:val="es-ES"/>
+        </w:rPr>
+        <w:t>CQ4 – Descubrimiento de artistas</w:t>
+      </w:r>
+    </w:p>
+    <w:p>
+      <w:pPr>
+        <w:rPr>
+          <w:lang w:val="es-ES"/>
+        </w:rPr>
+      </w:pPr>
+      <w:r>
+        <w:rPr>
+          <w:b/>
+          <w:lang w:val="es-ES"/>
+        </w:rPr>
+        <w:t xml:space="preserve">Pregunta: </w:t>
+      </w:r>
+      <w:r>
+        <w:rPr>
+          <w:lang w:val="es-ES"/>
+        </w:rPr>
+        <w:t>Si me gusta un artista, ¿qué otros artistas podrían gustarme porque tienen canciones similares?</w:t>
+      </w:r>
+    </w:p>
+    <w:p>
+      <w:pPr>
+        <w:rPr>
+          <w:lang w:val="es-ES"/>
+        </w:rPr>
+      </w:pPr>
+      <w:r>
+        <w:rPr>
+          <w:b/>
+          <w:lang w:val="es-ES"/>
+        </w:rPr>
+        <w:t xml:space="preserve">Descripción: </w:t>
+      </w:r>
+      <w:r>
+        <w:rPr>
+          <w:lang w:val="es-ES"/>
+        </w:rPr>
+        <w:t>Parte de un artista, obtiene sus canciones, busca canciones similares y finalmente identifica los artistas que las interpretan.</w:t>
+      </w:r>
+    </w:p>
+    <w:p>
+      <w:pPr>
+        <w:rPr>
+          <w:lang w:val="es-ES"/>
+        </w:rPr>
+      </w:pPr>
+      <w:r>
+        <w:rPr>
+          <w:b/>
+          <w:lang w:val="es-ES"/>
+        </w:rPr>
+        <w:t xml:space="preserve">Justificación: </w:t>
+      </w:r>
+      <w:r>
+        <w:rPr>
+          <w:lang w:val="es-ES"/>
+        </w:rPr>
+        <w:t>Comprueba que el grafo pueda conectar artistas indirectamente mediante canciones similares.</w:t>
+      </w:r>
+    </w:p>
+    <w:p>
+      <w:pPr>
+        <w:rPr>
+          <w:lang w:val="es-ES"/>
+        </w:rPr>
+      </w:pPr>
+      <w:r>
+        <w:rPr>
+          <w:b/>
+          <w:lang w:val="es-ES"/>
+        </w:rPr>
+        <w:t>CQ5 – Recomendación por similitud y país</w:t>
+      </w:r>
+    </w:p>
+    <w:p>
+      <w:pPr>
+        <w:rPr>
+          <w:lang w:val="es-ES"/>
+        </w:rPr>
+      </w:pPr>
+      <w:r>
+        <w:rPr>
+          <w:b/>
+          <w:lang w:val="es-ES"/>
+        </w:rPr>
+        <w:t xml:space="preserve">Pregunta: </w:t>
+      </w:r>
+      <w:r>
+        <w:rPr>
+          <w:lang w:val="es-ES"/>
+        </w:rPr>
+        <w:t>¿Qué otros artistas podrían recomendarse porque tienen canciones similares y pertenecen al mismo país?</w:t>
+      </w:r>
+    </w:p>
+    <w:p>
+      <w:pPr>
+        <w:rPr>
+          <w:lang w:val="es-ES"/>
+        </w:rPr>
+      </w:pPr>
+      <w:r>
+        <w:rPr>
+          <w:b/>
+          <w:lang w:val="es-ES"/>
+        </w:rPr>
+        <w:lastRenderedPageBreak/>
+        <w:t xml:space="preserve">Descripción: </w:t>
+      </w:r>
+      <w:r>
+        <w:rPr>
+          <w:lang w:val="es-ES"/>
+        </w:rPr>
+        <w:t>Combina similitud musical con origen geográfico para generar recomendaciones más específicas.</w:t>
+      </w:r>
+    </w:p>
+    <w:p>
+      <w:pPr>
+        <w:rPr>
+          <w:lang w:val="es-ES"/>
+        </w:rPr>
+      </w:pPr>
+      <w:r>
+        <w:rPr>
+          <w:b/>
+          <w:lang w:val="es-ES"/>
+        </w:rPr>
+        <w:t xml:space="preserve">Justificación: </w:t>
+      </w:r>
+      <w:r>
+        <w:rPr>
+          <w:lang w:val="es-ES"/>
+        </w:rPr>
+        <w:t>Combina dos dimensiones del conocimiento: similitud y procedencia.</w:t>
+      </w:r>
+    </w:p>
+    <w:p>
+      <w:pPr>
+        <w:rPr>
+          <w:lang w:val="es-ES"/>
+        </w:rPr>
+      </w:pPr>
+      <w:r>
+        <w:rPr>
+          <w:b/>
+          <w:lang w:val="es-ES"/>
+        </w:rPr>
+        <w:t>CQ6 – Exploración por etiquetas</w:t>
+      </w:r>
+    </w:p>
+    <w:p>
+      <w:pPr>
+        <w:rPr>
+          <w:lang w:val="es-ES"/>
+        </w:rPr>
+      </w:pPr>
+      <w:r>
+        <w:rPr>
+          <w:b/>
+          <w:lang w:val="es-ES"/>
+        </w:rPr>
+        <w:t xml:space="preserve">Pregunta: </w:t>
+      </w:r>
+      <w:r>
+        <w:rPr>
+          <w:lang w:val="es-ES"/>
+        </w:rPr>
+        <w:t>¿Qué canciones y artistas están asociados con una determinada etiqueta musical?</w:t>
+      </w:r>
+    </w:p>
+    <w:p>
+      <w:pPr>
+        <w:rPr>
+          <w:lang w:val="es-ES"/>
+        </w:rPr>
+      </w:pPr>
+      <w:r>
+        <w:rPr>
+          <w:b/>
+          <w:lang w:val="es-ES"/>
+        </w:rPr>
+        <w:t xml:space="preserve">Descripción: </w:t>
+      </w:r>
+      <w:r>
+        <w:rPr>
+          <w:lang w:val="es-ES"/>
+        </w:rPr>
+        <w:t>Permite explorar canciones mediante las etiquetas de Last.fm y posteriormente obtener sus artistas.</w:t>
+      </w:r>
+    </w:p>
+    <w:p>
+      <w:pPr>
+        <w:rPr>
+          <w:lang w:val="es-ES"/>
+        </w:rPr>
+      </w:pPr>
+      <w:r>
+        <w:rPr>
+          <w:b/>
+          <w:lang w:val="es-ES"/>
+        </w:rPr>
+        <w:t xml:space="preserve">Justificación: </w:t>
+      </w:r>
+      <w:r>
+        <w:rPr>
+          <w:lang w:val="es-ES"/>
+        </w:rPr>
+        <w:t>Valida las etiquetas como punto de entrada para explorar el catálogo.</w:t>
+      </w:r>
+    </w:p>
+    <w:p>
+      <w:pPr>
+        <w:rPr>
+          <w:lang w:val="es-ES"/>
+        </w:rPr>
+      </w:pPr>
+      <w:r>
+        <w:rPr>
+          <w:b/>
+          <w:lang w:val="es-ES"/>
+        </w:rPr>
+        <w:t>CQ7 – Distribución geográfica por etiqueta</w:t>
+      </w:r>
+    </w:p>
+    <w:p>
+      <w:pPr>
+        <w:rPr>
+          <w:lang w:val="es-ES"/>
+        </w:rPr>
+      </w:pPr>
+      <w:r>
+        <w:rPr>
+          <w:b/>
+          <w:lang w:val="es-ES"/>
+        </w:rPr>
+        <w:t xml:space="preserve">Pregunta: </w:t>
+      </w:r>
+      <w:r>
+        <w:rPr>
+          <w:lang w:val="es-ES"/>
+        </w:rPr>
+        <w:t>¿Qué países están representados por los artistas que interpretan canciones de una determinada etiqueta musical?</w:t>
+      </w:r>
+    </w:p>
+    <w:p>
+      <w:pPr>
+        <w:rPr>
+          <w:lang w:val="es-ES"/>
+        </w:rPr>
+      </w:pPr>
+      <w:r>
+        <w:rPr>
+          <w:b/>
+          <w:lang w:val="es-ES"/>
+        </w:rPr>
+        <w:t xml:space="preserve">Descripción: </w:t>
+      </w:r>
+      <w:r>
+        <w:rPr>
+          <w:lang w:val="es-ES"/>
+        </w:rPr>
+        <w:t>Combina etiquetas, canciones, artistas y países para analizar la distribución geográfica de una categoría musical.</w:t>
+      </w:r>
+    </w:p>
+    <w:p>
+      <w:pPr>
+        <w:rPr>
+          <w:lang w:val="es-ES"/>
+        </w:rPr>
+      </w:pPr>
+      <w:r>
+        <w:rPr>
+          <w:b/>
+          <w:lang w:val="es-ES"/>
+        </w:rPr>
+        <w:t xml:space="preserve">Justificación: </w:t>
+      </w:r>
+      <w:r>
+        <w:rPr>
+          <w:lang w:val="es-ES"/>
+        </w:rPr>
+        <w:t>Valida consultas que crucen información musical y geográfica.</w:t>
+      </w:r>
+    </w:p>
+    <w:p>
+      <w:pPr>
+        <w:rPr>
+          <w:lang w:val="es-ES"/>
+        </w:rPr>
+      </w:pPr>
+      <w:r>
+        <w:rPr>
+          <w:b/>
+          <w:lang w:val="es-ES"/>
+        </w:rPr>
+        <w:t>CQ8 – Recomendación por características musicales</w:t>
+      </w:r>
+    </w:p>
+    <w:p>
+      <w:pPr>
+        <w:rPr>
+          <w:lang w:val="es-ES"/>
+        </w:rPr>
+      </w:pPr>
+      <w:r>
+        <w:rPr>
+          <w:b/>
+          <w:lang w:val="es-ES"/>
+        </w:rPr>
+        <w:t xml:space="preserve">Pregunta: </w:t>
+      </w:r>
+      <w:r>
+        <w:rPr>
+          <w:lang w:val="es-ES"/>
+        </w:rPr>
+        <w:t>¿Qué canciones tienen características musicales similares a una canción que le gusta al usuario?</w:t>
+      </w:r>
+    </w:p>
+    <w:p>
+      <w:pPr>
+        <w:rPr>
+          <w:lang w:val="es-ES"/>
+        </w:rPr>
+      </w:pPr>
+      <w:r>
+        <w:rPr>
+          <w:b/>
+          <w:lang w:val="es-ES"/>
+        </w:rPr>
+        <w:t xml:space="preserve">Descripción: </w:t>
+      </w:r>
+      <w:r>
+        <w:rPr>
+          <w:lang w:val="es-ES"/>
+        </w:rPr>
+        <w:t>Permite buscar canciones usando atributos como tonalidad, escala, duración, año y frecuencia de afinación.</w:t>
+      </w:r>
+    </w:p>
+    <w:p>
+      <w:pPr>
+        <w:rPr>
+          <w:lang w:val="es-ES"/>
+        </w:rPr>
+      </w:pPr>
+      <w:r>
+        <w:rPr>
+          <w:b/>
+          <w:lang w:val="es-ES"/>
+        </w:rPr>
+        <w:t xml:space="preserve">Justificación: </w:t>
+      </w:r>
+      <w:r>
+        <w:rPr>
+          <w:lang w:val="es-ES"/>
+        </w:rPr>
+        <w:t>Comprueba que los atributos musicales puedan utilizarse para recomendaciones.</w:t>
+      </w:r>
+    </w:p>
+    <w:p>
+      <w:pPr>
+        <w:rPr>
+          <w:lang w:val="es-ES"/>
+        </w:rPr>
+      </w:pPr>
+      <w:r>
+        <w:rPr>
+          <w:b/>
+          <w:sz w:val="26"/>
+          <w:lang w:val="es-ES"/>
+        </w:rPr>
+        <w:t>Revisión del modelo</w:t>
+      </w:r>
+    </w:p>
+    <w:p>
+      <w:pPr>
+        <w:rPr>
+          <w:lang w:val="es-ES"/>
+        </w:rPr>
+      </w:pPr>
+      <w:r>
+        <w:rPr>
+          <w:lang w:val="es-ES"/>
+        </w:rPr>
+        <w:t xml:space="preserve">Las </w:t>
+      </w:r>
+      <w:proofErr w:type="spellStart"/>
+      <w:r>
+        <w:rPr>
+          <w:lang w:val="es-ES"/>
+        </w:rPr>
+        <w:t>competency</w:t>
+      </w:r>
+      <w:proofErr w:type="spellEnd"/>
+      <w:r>
+        <w:rPr>
+          <w:lang w:val="es-ES"/>
+        </w:rPr>
+        <w:t xml:space="preserve"> </w:t>
+      </w:r>
+      <w:proofErr w:type="spellStart"/>
+      <w:r>
+        <w:rPr>
+          <w:lang w:val="es-ES"/>
+        </w:rPr>
+        <w:t>questions</w:t>
+      </w:r>
+      <w:proofErr w:type="spellEnd"/>
+      <w:r>
+        <w:rPr>
+          <w:lang w:val="es-ES"/>
+        </w:rPr>
+        <w:t xml:space="preserve"> permiten revisar si la ontología representa las necesidades de la aplicación. En particular, CQ3, CQ4 y CQ5 requieren representar la información de lastfm_similars.csv. Por ello, el modelo debe incorporar una forma de representar la similitud entre dos canciones y su puntuación. Las demás se pueden responder en base al enriquecimiento en el </w:t>
+      </w:r>
+      <w:r>
+        <w:rPr>
+          <w:lang w:val="es-ES"/>
+        </w:rPr>
+        <w:t>archivo grupo_3_total_final.csv.</w:t>
+      </w:r>
+    </w:p>
+    <w:p>
+      <w:pPr>
+        <w:rPr>
+          <w:lang w:val="es-ES"/>
+        </w:rPr>
+      </w:pPr>
     </w:p>
     <w:sectPr>
       <w:pgSz w:w="12240" w:h="15840"/>

--- a/entrega_2/docs/Documentación Entrega 2.docx
+++ b/entrega_2/docs/Documentación Entrega 2.docx
@@ -409,6 +409,7 @@
       </w:pPr>
       <w:r>
         <w:rPr>
+          <w:noProof/>
           <w:lang w:val="es-ES_tradnl"/>
         </w:rPr>
         <w:drawing>
@@ -1063,6 +1064,9 @@
     </w:p>
     <w:p>
       <w:r>
+        <w:rPr>
+          <w:noProof/>
+        </w:rPr>
         <w:drawing>
           <wp:inline distT="0" distB="0" distL="0" distR="0" wp14:anchorId="271999CE" wp14:editId="3EE5E942">
             <wp:extent cx="5943600" cy="426085"/>
@@ -1932,6 +1936,300 @@
           <w:lang w:val="es-ES"/>
         </w:rPr>
       </w:pPr>
+    </w:p>
+    <w:p>
+      <w:pPr>
+        <w:rPr>
+          <w:lang w:val="es-ES"/>
+        </w:rPr>
+      </w:pPr>
+    </w:p>
+    <w:p>
+      <w:pPr>
+        <w:pStyle w:val="Heading2"/>
+        <w:rPr>
+          <w:lang w:val="es-ES"/>
+        </w:rPr>
+      </w:pPr>
+      <w:r>
+        <w:rPr>
+          <w:lang w:val="es-ES"/>
+        </w:rPr>
+        <w:lastRenderedPageBreak/>
+        <w:t>Punto 4</w:t>
+      </w:r>
+    </w:p>
+    <w:p>
+      <w:pPr>
+        <w:rPr>
+          <w:lang w:val="es-ES"/>
+        </w:rPr>
+      </w:pPr>
+      <w:r>
+        <w:rPr>
+          <w:lang w:val="es-ES"/>
+        </w:rPr>
+        <w:t xml:space="preserve">Para la generación de las instancias se implementó el script de Python “generate_instances.py”.  Para llevar a cabo la generación de las instancias en base a la </w:t>
+      </w:r>
+      <w:proofErr w:type="spellStart"/>
+      <w:r>
+        <w:rPr>
+          <w:lang w:val="es-ES"/>
+        </w:rPr>
+        <w:t>ontologia</w:t>
+      </w:r>
+      <w:proofErr w:type="spellEnd"/>
+      <w:r>
+        <w:rPr>
+          <w:lang w:val="es-ES"/>
+        </w:rPr>
+        <w:t xml:space="preserve"> y nuestro </w:t>
+      </w:r>
+      <w:proofErr w:type="spellStart"/>
+      <w:r>
+        <w:rPr>
+          <w:lang w:val="es-ES"/>
+        </w:rPr>
+        <w:t>dataset</w:t>
+      </w:r>
+      <w:proofErr w:type="spellEnd"/>
+      <w:r>
+        <w:rPr>
+          <w:lang w:val="es-ES"/>
+        </w:rPr>
+        <w:t xml:space="preserve">, se utilizó la librería </w:t>
+      </w:r>
+      <w:proofErr w:type="spellStart"/>
+      <w:r>
+        <w:rPr>
+          <w:lang w:val="es-ES"/>
+        </w:rPr>
+        <w:t>rdflib</w:t>
+      </w:r>
+      <w:proofErr w:type="spellEnd"/>
+      <w:r>
+        <w:rPr>
+          <w:lang w:val="es-ES"/>
+        </w:rPr>
+        <w:t xml:space="preserve"> tal como se realizó en los talleres. El script se encarga de leer los archivos “grupo_3_total_final.csv” y “lastfm_similars.csv”.</w:t>
+      </w:r>
+    </w:p>
+    <w:p>
+      <w:pPr>
+        <w:rPr>
+          <w:lang w:val="es-ES"/>
+        </w:rPr>
+      </w:pPr>
+      <w:r>
+        <w:rPr>
+          <w:lang w:val="es-ES"/>
+        </w:rPr>
+        <w:t>Cuando se ejecuta el script debe obtener el siguiente log:</w:t>
+      </w:r>
+    </w:p>
+    <w:p>
+      <w:pPr>
+        <w:rPr>
+          <w:lang w:val="es-ES"/>
+        </w:rPr>
+      </w:pPr>
+      <w:r>
+        <w:rPr>
+          <w:lang w:val="es-ES"/>
+        </w:rPr>
+        <w:drawing>
+          <wp:inline distT="0" distB="0" distL="0" distR="0" wp14:anchorId="6AF2A43E" wp14:editId="7993C326">
+            <wp:extent cx="4394200" cy="1447800"/>
+            <wp:effectExtent l="0" t="0" r="0" b="0"/>
+            <wp:docPr id="2089495086" name="Picture 1"/>
+            <wp:cNvGraphicFramePr>
+              <a:graphicFrameLocks xmlns:a="http://schemas.openxmlformats.org/drawingml/2006/main" noChangeAspect="1"/>
+            </wp:cNvGraphicFramePr>
+            <a:graphic xmlns:a="http://schemas.openxmlformats.org/drawingml/2006/main">
+              <a:graphicData uri="http://schemas.openxmlformats.org/drawingml/2006/picture">
+                <pic:pic xmlns:pic="http://schemas.openxmlformats.org/drawingml/2006/picture">
+                  <pic:nvPicPr>
+                    <pic:cNvPr id="2089495086" name=""/>
+                    <pic:cNvPicPr/>
+                  </pic:nvPicPr>
+                  <pic:blipFill>
+                    <a:blip r:embed="rId7"/>
+                    <a:stretch>
+                      <a:fillRect/>
+                    </a:stretch>
+                  </pic:blipFill>
+                  <pic:spPr>
+                    <a:xfrm>
+                      <a:off x="0" y="0"/>
+                      <a:ext cx="4394200" cy="1447800"/>
+                    </a:xfrm>
+                    <a:prstGeom prst="rect">
+                      <a:avLst/>
+                    </a:prstGeom>
+                  </pic:spPr>
+                </pic:pic>
+              </a:graphicData>
+            </a:graphic>
+          </wp:inline>
+        </w:drawing>
+      </w:r>
+    </w:p>
+    <w:p>
+      <w:pPr>
+        <w:rPr>
+          <w:lang w:val="es-ES"/>
+        </w:rPr>
+      </w:pPr>
+      <w:r>
+        <w:rPr>
+          <w:lang w:val="es-ES"/>
+        </w:rPr>
+        <w:t xml:space="preserve">Y el archivo </w:t>
+      </w:r>
+      <w:proofErr w:type="spellStart"/>
+      <w:r>
+        <w:rPr>
+          <w:lang w:val="es-ES"/>
+        </w:rPr>
+        <w:t>instances.ttl</w:t>
+      </w:r>
+      <w:proofErr w:type="spellEnd"/>
+      <w:r>
+        <w:rPr>
+          <w:lang w:val="es-ES"/>
+        </w:rPr>
+        <w:t xml:space="preserve"> queda almacenado en: </w:t>
+      </w:r>
+      <w:proofErr w:type="spellStart"/>
+      <w:r>
+        <w:rPr>
+          <w:lang w:val="es-ES"/>
+        </w:rPr>
+        <w:t>dataset</w:t>
+      </w:r>
+      <w:proofErr w:type="spellEnd"/>
+      <w:r>
+        <w:rPr>
+          <w:lang w:val="es-ES"/>
+        </w:rPr>
+        <w:t>/</w:t>
+      </w:r>
+      <w:proofErr w:type="spellStart"/>
+      <w:r>
+        <w:rPr>
+          <w:lang w:val="es-ES"/>
+        </w:rPr>
+        <w:t>modelo_conceptual</w:t>
+      </w:r>
+      <w:proofErr w:type="spellEnd"/>
+      <w:r>
+        <w:rPr>
+          <w:lang w:val="es-ES"/>
+        </w:rPr>
+        <w:t>/</w:t>
+      </w:r>
+      <w:proofErr w:type="spellStart"/>
+      <w:r>
+        <w:rPr>
+          <w:lang w:val="es-ES"/>
+        </w:rPr>
+        <w:t>instances.ttl</w:t>
+      </w:r>
+      <w:proofErr w:type="spellEnd"/>
+      <w:r>
+        <w:rPr>
+          <w:lang w:val="es-ES"/>
+        </w:rPr>
+        <w:t>.</w:t>
+      </w:r>
+    </w:p>
+    <w:p>
+      <w:pPr>
+        <w:rPr>
+          <w:lang w:val="es-ES"/>
+        </w:rPr>
+      </w:pPr>
+      <w:r>
+        <w:rPr>
+          <w:lang w:val="es-ES"/>
+        </w:rPr>
+        <w:t xml:space="preserve">Una vez generado, se implementó otro script que se encarga de validar la sintaxis de </w:t>
+      </w:r>
+      <w:proofErr w:type="spellStart"/>
+      <w:r>
+        <w:rPr>
+          <w:lang w:val="es-ES"/>
+        </w:rPr>
+        <w:t>turtle</w:t>
+      </w:r>
+      <w:proofErr w:type="spellEnd"/>
+      <w:r>
+        <w:rPr>
+          <w:lang w:val="es-ES"/>
+        </w:rPr>
+        <w:t xml:space="preserve"> del </w:t>
+      </w:r>
+      <w:proofErr w:type="spellStart"/>
+      <w:r>
+        <w:rPr>
+          <w:lang w:val="es-ES"/>
+        </w:rPr>
+        <w:t>instances.ttl</w:t>
+      </w:r>
+      <w:proofErr w:type="spellEnd"/>
+      <w:r>
+        <w:rPr>
+          <w:lang w:val="es-ES"/>
+        </w:rPr>
+        <w:t>. Cuando se ejecuta el script debe obtener el siguiente log:</w:t>
+      </w:r>
+    </w:p>
+    <w:p>
+      <w:pPr>
+        <w:rPr>
+          <w:lang w:val="es-ES"/>
+        </w:rPr>
+      </w:pPr>
+      <w:r>
+        <w:rPr>
+          <w:lang w:val="es-ES"/>
+        </w:rPr>
+        <w:drawing>
+          <wp:inline distT="0" distB="0" distL="0" distR="0" wp14:anchorId="0F96B00D" wp14:editId="22ECA4F6">
+            <wp:extent cx="5321300" cy="889000"/>
+            <wp:effectExtent l="0" t="0" r="0" b="0"/>
+            <wp:docPr id="1940583731" name="Picture 1"/>
+            <wp:cNvGraphicFramePr>
+              <a:graphicFrameLocks xmlns:a="http://schemas.openxmlformats.org/drawingml/2006/main" noChangeAspect="1"/>
+            </wp:cNvGraphicFramePr>
+            <a:graphic xmlns:a="http://schemas.openxmlformats.org/drawingml/2006/main">
+              <a:graphicData uri="http://schemas.openxmlformats.org/drawingml/2006/picture">
+                <pic:pic xmlns:pic="http://schemas.openxmlformats.org/drawingml/2006/picture">
+                  <pic:nvPicPr>
+                    <pic:cNvPr id="1940583731" name=""/>
+                    <pic:cNvPicPr/>
+                  </pic:nvPicPr>
+                  <pic:blipFill>
+                    <a:blip r:embed="rId8"/>
+                    <a:stretch>
+                      <a:fillRect/>
+                    </a:stretch>
+                  </pic:blipFill>
+                  <pic:spPr>
+                    <a:xfrm>
+                      <a:off x="0" y="0"/>
+                      <a:ext cx="5321300" cy="889000"/>
+                    </a:xfrm>
+                    <a:prstGeom prst="rect">
+                      <a:avLst/>
+                    </a:prstGeom>
+                  </pic:spPr>
+                </pic:pic>
+              </a:graphicData>
+            </a:graphic>
+          </wp:inline>
+        </w:drawing>
+      </w:r>
     </w:p>
     <w:sectPr>
       <w:pgSz w:w="12240" w:h="15840"/>

--- a/entrega_2/docs/Documentación Entrega 2.docx
+++ b/entrega_2/docs/Documentación Entrega 2.docx
@@ -1292,7 +1292,37 @@
         <w:rPr>
           <w:lang w:val="es-ES"/>
         </w:rPr>
-        <w:t>¿Qué canciones ha interpretado un determinado artista?</w:t>
+        <w:t xml:space="preserve">¿Qué canciones ha interpretado </w:t>
+      </w:r>
+      <w:r>
+        <w:rPr>
+          <w:lang w:val="es-ES"/>
+        </w:rPr>
+        <w:t xml:space="preserve">el </w:t>
+      </w:r>
+      <w:r>
+        <w:rPr>
+          <w:lang w:val="es-ES"/>
+        </w:rPr>
+        <w:t>artista</w:t>
+      </w:r>
+      <w:r>
+        <w:rPr>
+          <w:lang w:val="es-ES"/>
+        </w:rPr>
+        <w:t xml:space="preserve"> </w:t>
+      </w:r>
+      <w:r>
+        <w:rPr>
+          <w:lang w:val="es-ES"/>
+        </w:rPr>
+        <w:t>"Nasty Savage"</w:t>
+      </w:r>
+      <w:r>
+        <w:rPr>
+          <w:lang w:val="es-ES"/>
+        </w:rPr>
+        <w:t>?</w:t>
       </w:r>
     </w:p>
     <w:p>
@@ -1366,7 +1396,31 @@
         <w:rPr>
           <w:lang w:val="es-ES"/>
         </w:rPr>
-        <w:t>¿Qué artistas de un determinado país están presentes en el catálogo y qué canciones han interpretado?</w:t>
+        <w:t xml:space="preserve">¿Qué artistas de </w:t>
+      </w:r>
+      <w:r>
+        <w:rPr>
+          <w:lang w:val="es-ES"/>
+        </w:rPr>
+        <w:t>estados unidos</w:t>
+      </w:r>
+      <w:r>
+        <w:rPr>
+          <w:lang w:val="es-ES"/>
+        </w:rPr>
+        <w:t xml:space="preserve"> están presentes</w:t>
+      </w:r>
+      <w:r>
+        <w:rPr>
+          <w:lang w:val="es-ES"/>
+        </w:rPr>
+        <w:t xml:space="preserve"> </w:t>
+      </w:r>
+      <w:r>
+        <w:rPr>
+          <w:lang w:val="es-ES"/>
+        </w:rPr>
+        <w:t>y qué canciones han interpretado?</w:t>
       </w:r>
     </w:p>
     <w:p>
@@ -1436,11 +1490,43 @@
         </w:rPr>
         <w:t xml:space="preserve">Pregunta: </w:t>
       </w:r>
-      <w:r>
-        <w:rPr>
-          <w:lang w:val="es-ES"/>
-        </w:rPr>
-        <w:t>¿Qué canciones son similares a una canción determinada y cuál es su nivel de similitud?</w:t>
+      <w:proofErr w:type="gramStart"/>
+      <w:r>
+        <w:rPr>
+          <w:lang w:val="es-ES"/>
+        </w:rPr>
+        <w:t xml:space="preserve">¿Qué canciones son similares a una canción determinada </w:t>
+      </w:r>
+      <w:r>
+        <w:rPr>
+          <w:lang w:val="es-ES"/>
+        </w:rPr>
+        <w:t>con el</w:t>
+      </w:r>
+      <w:r>
+        <w:rPr>
+          <w:lang w:val="es-ES"/>
+        </w:rPr>
+        <w:t xml:space="preserve"> nivel de similitud</w:t>
+      </w:r>
+      <w:r>
+        <w:rPr>
+          <w:lang w:val="es-ES"/>
+        </w:rPr>
+        <w:t xml:space="preserve"> mayor a 0.</w:t>
+      </w:r>
+      <w:proofErr w:type="gramEnd"/>
+      <w:r>
+        <w:rPr>
+          <w:lang w:val="es-ES"/>
+        </w:rPr>
+        <w:t>5 (50%)</w:t>
+      </w:r>
+      <w:r>
+        <w:rPr>
+          <w:lang w:val="es-ES"/>
+        </w:rPr>
+        <w:t>?</w:t>
       </w:r>
     </w:p>
     <w:p>
@@ -1528,7 +1614,37 @@
         <w:rPr>
           <w:lang w:val="es-ES"/>
         </w:rPr>
-        <w:t>Si me gusta un artista, ¿qué otros artistas podrían gustarme porque tienen canciones similares?</w:t>
+        <w:t xml:space="preserve">Si me gusta </w:t>
+      </w:r>
+      <w:r>
+        <w:rPr>
+          <w:lang w:val="es-ES"/>
+        </w:rPr>
+        <w:t xml:space="preserve">el </w:t>
+      </w:r>
+      <w:r>
+        <w:rPr>
+          <w:lang w:val="es-ES"/>
+        </w:rPr>
+        <w:t>artista</w:t>
+      </w:r>
+      <w:r>
+        <w:rPr>
+          <w:lang w:val="es-ES"/>
+        </w:rPr>
+        <w:t xml:space="preserve"> </w:t>
+      </w:r>
+      <w:r>
+        <w:rPr>
+          <w:lang w:val="es-ES"/>
+        </w:rPr>
+        <w:t>Soda Stereo</w:t>
+      </w:r>
+      <w:r>
+        <w:rPr>
+          <w:lang w:val="es-ES"/>
+        </w:rPr>
+        <w:t>, ¿qué otros artistas podrían gustarme porque tienen canciones similares?</w:t>
       </w:r>
     </w:p>
     <w:p>
@@ -1921,7 +2037,7 @@
         <w:rPr>
           <w:lang w:val="es-ES"/>
         </w:rPr>
-        <w:t xml:space="preserve"> permiten revisar si la ontología representa las necesidades de la aplicación. En particular, CQ3, CQ4 y CQ5 requieren representar la información de lastfm_similars.csv. Por ello, el modelo debe incorporar una forma de representar la similitud entre dos canciones y su puntuación. Las demás se pueden responder en base al enriquecimiento en el </w:t>
+        <w:t xml:space="preserve"> permiten revisar si la ontología representa las necesidades de la aplicación. En particular, CQ3, CQ4 y CQ5 requieren representar la información de lastfm_similars.csv. Por ello, el modelo incorporar una forma de representar la similitud entre dos canciones y su puntuación. Las demás se pueden responder en base al enriquecimiento en el </w:t>
       </w:r>
       <w:r>
         <w:rPr>
@@ -2035,6 +2151,7 @@
       </w:pPr>
       <w:r>
         <w:rPr>
+          <w:noProof/>
           <w:lang w:val="es-ES"/>
         </w:rPr>
         <w:drawing>
@@ -2192,6 +2309,7 @@
       </w:pPr>
       <w:r>
         <w:rPr>
+          <w:noProof/>
           <w:lang w:val="es-ES"/>
         </w:rPr>
         <w:drawing>
@@ -2219,6 +2337,282 @@
                     <a:xfrm>
                       <a:off x="0" y="0"/>
                       <a:ext cx="5321300" cy="889000"/>
+                    </a:xfrm>
+                    <a:prstGeom prst="rect">
+                      <a:avLst/>
+                    </a:prstGeom>
+                  </pic:spPr>
+                </pic:pic>
+              </a:graphicData>
+            </a:graphic>
+          </wp:inline>
+        </w:drawing>
+      </w:r>
+    </w:p>
+    <w:p>
+      <w:pPr>
+        <w:pStyle w:val="Heading2"/>
+        <w:rPr>
+          <w:lang w:val="es-ES"/>
+        </w:rPr>
+      </w:pPr>
+      <w:r>
+        <w:rPr>
+          <w:lang w:val="es-ES"/>
+        </w:rPr>
+        <w:t>Punto 5</w:t>
+      </w:r>
+    </w:p>
+    <w:p>
+      <w:pPr>
+        <w:rPr>
+          <w:lang w:val="es-ES"/>
+        </w:rPr>
+      </w:pPr>
+      <w:r>
+        <w:rPr>
+          <w:lang w:val="es-ES"/>
+        </w:rPr>
+        <w:t>Revisar servicio</w:t>
+      </w:r>
+    </w:p>
+    <w:p>
+      <w:pPr>
+        <w:rPr>
+          <w:lang w:val="es-ES"/>
+        </w:rPr>
+      </w:pPr>
+      <w:r>
+        <w:rPr>
+          <w:noProof/>
+          <w:lang w:val="es-ES"/>
+        </w:rPr>
+        <w:drawing>
+          <wp:inline distT="0" distB="0" distL="0" distR="0" wp14:anchorId="46695114" wp14:editId="5799806A">
+            <wp:extent cx="5943600" cy="2173605"/>
+            <wp:effectExtent l="0" t="0" r="0" b="0"/>
+            <wp:docPr id="1102468064" name="Picture 1"/>
+            <wp:cNvGraphicFramePr>
+              <a:graphicFrameLocks xmlns:a="http://schemas.openxmlformats.org/drawingml/2006/main" noChangeAspect="1"/>
+            </wp:cNvGraphicFramePr>
+            <a:graphic xmlns:a="http://schemas.openxmlformats.org/drawingml/2006/main">
+              <a:graphicData uri="http://schemas.openxmlformats.org/drawingml/2006/picture">
+                <pic:pic xmlns:pic="http://schemas.openxmlformats.org/drawingml/2006/picture">
+                  <pic:nvPicPr>
+                    <pic:cNvPr id="1102468064" name=""/>
+                    <pic:cNvPicPr/>
+                  </pic:nvPicPr>
+                  <pic:blipFill>
+                    <a:blip r:embed="rId9"/>
+                    <a:stretch>
+                      <a:fillRect/>
+                    </a:stretch>
+                  </pic:blipFill>
+                  <pic:spPr>
+                    <a:xfrm>
+                      <a:off x="0" y="0"/>
+                      <a:ext cx="5943600" cy="2173605"/>
+                    </a:xfrm>
+                    <a:prstGeom prst="rect">
+                      <a:avLst/>
+                    </a:prstGeom>
+                  </pic:spPr>
+                </pic:pic>
+              </a:graphicData>
+            </a:graphic>
+          </wp:inline>
+        </w:drawing>
+      </w:r>
+    </w:p>
+    <w:p>
+      <w:pPr>
+        <w:rPr>
+          <w:lang w:val="es-ES"/>
+        </w:rPr>
+      </w:pPr>
+      <w:r>
+        <w:rPr>
+          <w:lang w:val="es-ES"/>
+        </w:rPr>
+        <w:lastRenderedPageBreak/>
+        <w:t xml:space="preserve">Cargar </w:t>
+      </w:r>
+      <w:proofErr w:type="spellStart"/>
+      <w:r>
+        <w:rPr>
+          <w:lang w:val="es-ES"/>
+        </w:rPr>
+        <w:t>ontologia</w:t>
+      </w:r>
+      <w:proofErr w:type="spellEnd"/>
+    </w:p>
+    <w:p>
+      <w:pPr>
+        <w:rPr>
+          <w:lang w:val="es-ES"/>
+        </w:rPr>
+      </w:pPr>
+      <w:r>
+        <w:rPr>
+          <w:noProof/>
+          <w:lang w:val="es-ES"/>
+        </w:rPr>
+        <w:drawing>
+          <wp:inline distT="0" distB="0" distL="0" distR="0" wp14:anchorId="346FF7FE" wp14:editId="77164DD5">
+            <wp:extent cx="4947877" cy="3205019"/>
+            <wp:effectExtent l="0" t="0" r="5715" b="0"/>
+            <wp:docPr id="1660169760" name="Picture 1"/>
+            <wp:cNvGraphicFramePr>
+              <a:graphicFrameLocks xmlns:a="http://schemas.openxmlformats.org/drawingml/2006/main" noChangeAspect="1"/>
+            </wp:cNvGraphicFramePr>
+            <a:graphic xmlns:a="http://schemas.openxmlformats.org/drawingml/2006/main">
+              <a:graphicData uri="http://schemas.openxmlformats.org/drawingml/2006/picture">
+                <pic:pic xmlns:pic="http://schemas.openxmlformats.org/drawingml/2006/picture">
+                  <pic:nvPicPr>
+                    <pic:cNvPr id="1660169760" name=""/>
+                    <pic:cNvPicPr/>
+                  </pic:nvPicPr>
+                  <pic:blipFill>
+                    <a:blip r:embed="rId10"/>
+                    <a:stretch>
+                      <a:fillRect/>
+                    </a:stretch>
+                  </pic:blipFill>
+                  <pic:spPr>
+                    <a:xfrm>
+                      <a:off x="0" y="0"/>
+                      <a:ext cx="4955473" cy="3209939"/>
+                    </a:xfrm>
+                    <a:prstGeom prst="rect">
+                      <a:avLst/>
+                    </a:prstGeom>
+                  </pic:spPr>
+                </pic:pic>
+              </a:graphicData>
+            </a:graphic>
+          </wp:inline>
+        </w:drawing>
+      </w:r>
+    </w:p>
+    <w:p>
+      <w:pPr>
+        <w:rPr>
+          <w:lang w:val="es-ES"/>
+        </w:rPr>
+      </w:pPr>
+      <w:r>
+        <w:rPr>
+          <w:lang w:val="es-ES"/>
+        </w:rPr>
+        <w:t xml:space="preserve">Validar cargue de </w:t>
+      </w:r>
+      <w:proofErr w:type="spellStart"/>
+      <w:r>
+        <w:rPr>
+          <w:lang w:val="es-ES"/>
+        </w:rPr>
+        <w:t>ontologia</w:t>
+      </w:r>
+      <w:proofErr w:type="spellEnd"/>
+    </w:p>
+    <w:p>
+      <w:pPr>
+        <w:rPr>
+          <w:lang w:val="es-ES"/>
+        </w:rPr>
+      </w:pPr>
+      <w:r>
+        <w:rPr>
+          <w:noProof/>
+          <w:lang w:val="es-ES"/>
+        </w:rPr>
+        <w:drawing>
+          <wp:inline distT="0" distB="0" distL="0" distR="0" wp14:anchorId="1EA75B11" wp14:editId="5A3FAF4D">
+            <wp:extent cx="4276436" cy="2988023"/>
+            <wp:effectExtent l="0" t="0" r="3810" b="0"/>
+            <wp:docPr id="1902071176" name="Picture 1"/>
+            <wp:cNvGraphicFramePr>
+              <a:graphicFrameLocks xmlns:a="http://schemas.openxmlformats.org/drawingml/2006/main" noChangeAspect="1"/>
+            </wp:cNvGraphicFramePr>
+            <a:graphic xmlns:a="http://schemas.openxmlformats.org/drawingml/2006/main">
+              <a:graphicData uri="http://schemas.openxmlformats.org/drawingml/2006/picture">
+                <pic:pic xmlns:pic="http://schemas.openxmlformats.org/drawingml/2006/picture">
+                  <pic:nvPicPr>
+                    <pic:cNvPr id="1902071176" name=""/>
+                    <pic:cNvPicPr/>
+                  </pic:nvPicPr>
+                  <pic:blipFill>
+                    <a:blip r:embed="rId11"/>
+                    <a:stretch>
+                      <a:fillRect/>
+                    </a:stretch>
+                  </pic:blipFill>
+                  <pic:spPr>
+                    <a:xfrm>
+                      <a:off x="0" y="0"/>
+                      <a:ext cx="4293292" cy="2999800"/>
+                    </a:xfrm>
+                    <a:prstGeom prst="rect">
+                      <a:avLst/>
+                    </a:prstGeom>
+                  </pic:spPr>
+                </pic:pic>
+              </a:graphicData>
+            </a:graphic>
+          </wp:inline>
+        </w:drawing>
+      </w:r>
+    </w:p>
+    <w:p>
+      <w:pPr>
+        <w:rPr>
+          <w:lang w:val="es-ES"/>
+        </w:rPr>
+      </w:pPr>
+      <w:r>
+        <w:rPr>
+          <w:lang w:val="es-ES"/>
+        </w:rPr>
+        <w:t>Cargar instancias</w:t>
+      </w:r>
+    </w:p>
+    <w:p>
+      <w:pPr>
+        <w:rPr>
+          <w:lang w:val="es-ES"/>
+        </w:rPr>
+      </w:pPr>
+      <w:r>
+        <w:rPr>
+          <w:noProof/>
+          <w:lang w:val="es-ES"/>
+        </w:rPr>
+        <w:lastRenderedPageBreak/>
+        <w:drawing>
+          <wp:inline distT="0" distB="0" distL="0" distR="0" wp14:anchorId="32F989D1" wp14:editId="2879D2A4">
+            <wp:extent cx="5943600" cy="3823335"/>
+            <wp:effectExtent l="0" t="0" r="0" b="0"/>
+            <wp:docPr id="1132042986" name="Picture 1"/>
+            <wp:cNvGraphicFramePr>
+              <a:graphicFrameLocks xmlns:a="http://schemas.openxmlformats.org/drawingml/2006/main" noChangeAspect="1"/>
+            </wp:cNvGraphicFramePr>
+            <a:graphic xmlns:a="http://schemas.openxmlformats.org/drawingml/2006/main">
+              <a:graphicData uri="http://schemas.openxmlformats.org/drawingml/2006/picture">
+                <pic:pic xmlns:pic="http://schemas.openxmlformats.org/drawingml/2006/picture">
+                  <pic:nvPicPr>
+                    <pic:cNvPr id="1132042986" name=""/>
+                    <pic:cNvPicPr/>
+                  </pic:nvPicPr>
+                  <pic:blipFill>
+                    <a:blip r:embed="rId12"/>
+                    <a:stretch>
+                      <a:fillRect/>
+                    </a:stretch>
+                  </pic:blipFill>
+                  <pic:spPr>
+                    <a:xfrm>
+                      <a:off x="0" y="0"/>
+                      <a:ext cx="5943600" cy="3823335"/>
                     </a:xfrm>
                     <a:prstGeom prst="rect">
                       <a:avLst/>

--- a/entrega_2/docs/Documentación Entrega 2.docx
+++ b/entrega_2/docs/Documentación Entrega 2.docx
@@ -1718,7 +1718,33 @@
         <w:rPr>
           <w:lang w:val="es-ES"/>
         </w:rPr>
-        <w:t>¿Qué otros artistas podrían recomendarse porque tienen canciones similares y pertenecen al mismo país?</w:t>
+        <w:t>¿Qué otros artistas podrían recomendarse porque tienen canciones similares</w:t>
+      </w:r>
+      <w:r>
+        <w:rPr>
+          <w:lang w:val="es-ES"/>
+        </w:rPr>
+        <w:t xml:space="preserve"> de un score del más del 60</w:t>
+      </w:r>
+      <w:proofErr w:type="gramStart"/>
+      <w:r>
+        <w:rPr>
+          <w:lang w:val="es-ES"/>
+        </w:rPr>
+        <w:t xml:space="preserve">% </w:t>
+      </w:r>
+      <w:r>
+        <w:rPr>
+          <w:lang w:val="es-ES"/>
+        </w:rPr>
+        <w:t xml:space="preserve"> y</w:t>
+      </w:r>
+      <w:proofErr w:type="gramEnd"/>
+      <w:r>
+        <w:rPr>
+          <w:lang w:val="es-ES"/>
+        </w:rPr>
+        <w:t xml:space="preserve"> pertenecen al mismo país?</w:t>
       </w:r>
     </w:p>
     <w:p>
@@ -1789,11 +1815,28 @@
         </w:rPr>
         <w:t xml:space="preserve">Pregunta: </w:t>
       </w:r>
-      <w:r>
-        <w:rPr>
-          <w:lang w:val="es-ES"/>
-        </w:rPr>
-        <w:t>¿Qué canciones y artistas están asociados con una determinada etiqueta musical?</w:t>
+      <w:proofErr w:type="gramStart"/>
+      <w:r>
+        <w:rPr>
+          <w:lang w:val="es-ES"/>
+        </w:rPr>
+        <w:t>¿</w:t>
+      </w:r>
+      <w:r>
+        <w:t xml:space="preserve"> </w:t>
+      </w:r>
+      <w:r>
+        <w:t>Qué</w:t>
+      </w:r>
+      <w:proofErr w:type="gramEnd"/>
+      <w:r>
+        <w:t xml:space="preserve"> tags musicales son compartidos por canciones de diferentes artistas y cuántas canciones y artistas están asociados a cada tag</w:t>
+      </w:r>
+      <w:r>
+        <w:rPr>
+          <w:lang w:val="es-ES"/>
+        </w:rPr>
+        <w:t>?</w:t>
       </w:r>
     </w:p>
     <w:p>
@@ -1867,7 +1910,37 @@
         <w:rPr>
           <w:lang w:val="es-ES"/>
         </w:rPr>
-        <w:t>¿Qué países están representados por los artistas que interpretan canciones de una determinada etiqueta musical?</w:t>
+        <w:t xml:space="preserve">¿Qué países están representados por los artistas que interpretan canciones de </w:t>
+      </w:r>
+      <w:r>
+        <w:rPr>
+          <w:lang w:val="es-ES"/>
+        </w:rPr>
+        <w:t xml:space="preserve">la </w:t>
+      </w:r>
+      <w:r>
+        <w:rPr>
+          <w:lang w:val="es-ES"/>
+        </w:rPr>
+        <w:t xml:space="preserve"> etiqueta musical</w:t>
+      </w:r>
+      <w:r>
+        <w:rPr>
+          <w:lang w:val="es-ES"/>
+        </w:rPr>
+        <w:t xml:space="preserve"> </w:t>
+      </w:r>
+      <w:r>
+        <w:rPr>
+          <w:lang w:val="es-ES"/>
+        </w:rPr>
+        <w:t>Tag_rock</w:t>
+      </w:r>
+      <w:r>
+        <w:rPr>
+          <w:lang w:val="es-ES"/>
+        </w:rPr>
+        <w:t>?</w:t>
       </w:r>
     </w:p>
     <w:p>

--- a/entrega_2/docs/Documentación Entrega 2.docx
+++ b/entrega_2/docs/Documentación Entrega 2.docx
@@ -1994,7 +1994,14 @@
           <w:b/>
           <w:lang w:val="es-ES"/>
         </w:rPr>
-        <w:t>CQ8 – Recomendación por características musicales</w:t>
+        <w:t xml:space="preserve">CQ8 – </w:t>
+      </w:r>
+      <w:r>
+        <w:rPr>
+          <w:b/>
+          <w:lang w:val="es-ES"/>
+        </w:rPr>
+        <w:t>Creadores de canciones</w:t>
       </w:r>
     </w:p>
     <w:p>
@@ -2014,7 +2021,19 @@
         <w:rPr>
           <w:lang w:val="es-ES"/>
         </w:rPr>
-        <w:t>¿Qué canciones tienen características musicales similares a una canción que le gusta al usuario?</w:t>
+        <w:t>¿</w:t>
+      </w:r>
+      <w:r>
+        <w:t>Quiénes</w:t>
+      </w:r>
+      <w:r>
+        <w:t xml:space="preserve"> son los creadores de las canciones del catálogo, considerando que los artistas que las interpretan también se consideran creadores según la ontología</w:t>
+      </w:r>
+      <w:r>
+        <w:rPr>
+          <w:lang w:val="es-ES"/>
+        </w:rPr>
+        <w:t>?</w:t>
       </w:r>
     </w:p>
     <w:p>
@@ -2031,18 +2050,16 @@
         <w:t xml:space="preserve">Descripción: </w:t>
       </w:r>
       <w:r>
-        <w:rPr>
-          <w:lang w:val="es-ES"/>
-        </w:rPr>
-        <w:t>Permite buscar canciones usando atributos como tonalidad, escala, duración, año y frecuencia de afinación.</w:t>
-      </w:r>
-    </w:p>
-    <w:p>
-      <w:pPr>
-        <w:rPr>
-          <w:lang w:val="es-ES"/>
-        </w:rPr>
-      </w:pPr>
+        <w:t>Identifica los creadores de las canciones a partir de los artistas que las interpretan</w:t>
+      </w:r>
+      <w:r>
+        <w:rPr>
+          <w:lang w:val="es-ES"/>
+        </w:rPr>
+        <w:t>.</w:t>
+      </w:r>
+    </w:p>
+    <w:p>
       <w:r>
         <w:rPr>
           <w:b/>
@@ -2051,12 +2068,180 @@
         <w:t xml:space="preserve">Justificación: </w:t>
       </w:r>
       <w:r>
-        <w:rPr>
-          <w:lang w:val="es-ES"/>
-        </w:rPr>
-        <w:t>Comprueba que los atributos musicales puedan utilizarse para recomendaciones.</w:t>
-      </w:r>
-    </w:p>
+        <w:t xml:space="preserve">Demuestra la inferencia RDFS mediante la relación </w:t>
+      </w:r>
+      <w:proofErr w:type="gramStart"/>
+      <w:r>
+        <w:t>rdfs:subPropertyOf</w:t>
+      </w:r>
+      <w:proofErr w:type="gramEnd"/>
+      <w:r>
+        <w:t xml:space="preserve"> entre </w:t>
+      </w:r>
+      <w:proofErr w:type="gramStart"/>
+      <w:r>
+        <w:t>rbo:sungBy</w:t>
+      </w:r>
+      <w:proofErr w:type="gramEnd"/>
+      <w:r>
+        <w:t xml:space="preserve"> y </w:t>
+      </w:r>
+      <w:proofErr w:type="gramStart"/>
+      <w:r>
+        <w:t>rbo:createdBy</w:t>
+      </w:r>
+      <w:proofErr w:type="gramEnd"/>
+      <w:r>
+        <w:t>.</w:t>
+      </w:r>
+    </w:p>
+    <w:p/>
+    <w:p>
+      <w:pPr>
+        <w:rPr>
+          <w:lang w:val="es-ES"/>
+        </w:rPr>
+      </w:pPr>
+      <w:r>
+        <w:rPr>
+          <w:b/>
+          <w:lang w:val="es-ES"/>
+        </w:rPr>
+        <w:t>CQ</w:t>
+      </w:r>
+      <w:r>
+        <w:rPr>
+          <w:b/>
+          <w:lang w:val="es-ES"/>
+        </w:rPr>
+        <w:t>9</w:t>
+      </w:r>
+      <w:r>
+        <w:rPr>
+          <w:b/>
+          <w:lang w:val="es-ES"/>
+        </w:rPr>
+        <w:t xml:space="preserve"> – </w:t>
+      </w:r>
+      <w:r>
+        <w:rPr>
+          <w:b/>
+          <w:lang w:val="es-ES"/>
+        </w:rPr>
+        <w:t>Encontrar el origen de las canciones</w:t>
+      </w:r>
+    </w:p>
+    <w:p>
+      <w:pPr>
+        <w:rPr>
+          <w:lang w:val="es-ES"/>
+        </w:rPr>
+      </w:pPr>
+      <w:r>
+        <w:rPr>
+          <w:b/>
+          <w:lang w:val="es-ES"/>
+        </w:rPr>
+        <w:t xml:space="preserve">Pregunta: </w:t>
+      </w:r>
+      <w:r>
+        <w:rPr>
+          <w:lang w:val="es-ES"/>
+        </w:rPr>
+        <w:t>¿</w:t>
+      </w:r>
+      <w:r>
+        <w:t>Qué</w:t>
+      </w:r>
+      <w:r>
+        <w:t xml:space="preserve"> país se asocia a cada canción según el país de origen del artista que la interpreta</w:t>
+      </w:r>
+      <w:r>
+        <w:rPr>
+          <w:lang w:val="es-ES"/>
+        </w:rPr>
+        <w:t>?</w:t>
+      </w:r>
+    </w:p>
+    <w:p>
+      <w:pPr>
+        <w:rPr>
+          <w:lang w:val="es-ES"/>
+        </w:rPr>
+      </w:pPr>
+      <w:r>
+        <w:rPr>
+          <w:b/>
+          <w:lang w:val="es-ES"/>
+        </w:rPr>
+        <w:t xml:space="preserve">Descripción: </w:t>
+      </w:r>
+      <w:r>
+        <w:rPr>
+          <w:b/>
+          <w:lang w:val="es-ES"/>
+        </w:rPr>
+        <w:t>I</w:t>
+      </w:r>
+      <w:r>
+        <w:t>dentifica el país asociado a cada canción a partir del país de origen del artista que la interpreta</w:t>
+      </w:r>
+    </w:p>
+    <w:p>
+      <w:r>
+        <w:rPr>
+          <w:b/>
+          <w:lang w:val="es-ES"/>
+        </w:rPr>
+        <w:lastRenderedPageBreak/>
+        <w:t xml:space="preserve">Justificación: </w:t>
+      </w:r>
+      <w:r>
+        <w:t xml:space="preserve">Evalúa la inferencia OWL mediante </w:t>
+      </w:r>
+      <w:r>
+        <w:rPr>
+          <w:rStyle w:val="HTMLCode"/>
+          <w:rFonts w:eastAsiaTheme="minorHAnsi"/>
+        </w:rPr>
+        <w:t>owl:propertyChainAxiom</w:t>
+      </w:r>
+      <w:r>
+        <w:t xml:space="preserve">, combinando las propiedades </w:t>
+      </w:r>
+      <w:r>
+        <w:rPr>
+          <w:rStyle w:val="HTMLCode"/>
+          <w:rFonts w:eastAsiaTheme="minorHAnsi"/>
+        </w:rPr>
+        <w:t>rbo:sungBy</w:t>
+      </w:r>
+      <w:r>
+        <w:t xml:space="preserve"> y </w:t>
+      </w:r>
+      <w:r>
+        <w:rPr>
+          <w:rStyle w:val="HTMLCode"/>
+          <w:rFonts w:eastAsiaTheme="minorHAnsi"/>
+        </w:rPr>
+        <w:t>rbo:origin</w:t>
+      </w:r>
+      <w:r>
+        <w:t xml:space="preserve"> para inferir </w:t>
+      </w:r>
+      <w:r>
+        <w:rPr>
+          <w:rStyle w:val="HTMLCode"/>
+          <w:rFonts w:eastAsiaTheme="minorHAnsi"/>
+        </w:rPr>
+        <w:t>rbo:sungInCountry</w:t>
+      </w:r>
+      <w:r>
+        <w:t>.</w:t>
+      </w:r>
+    </w:p>
+    <w:p/>
+    <w:p/>
     <w:p>
       <w:pPr>
         <w:rPr>
@@ -2144,7 +2329,6 @@
         <w:rPr>
           <w:lang w:val="es-ES"/>
         </w:rPr>
-        <w:lastRenderedPageBreak/>
         <w:t>Punto 4</w:t>
       </w:r>
     </w:p>
@@ -2385,6 +2569,7 @@
           <w:noProof/>
           <w:lang w:val="es-ES"/>
         </w:rPr>
+        <w:lastRenderedPageBreak/>
         <w:drawing>
           <wp:inline distT="0" distB="0" distL="0" distR="0" wp14:anchorId="0F96B00D" wp14:editId="22ECA4F6">
             <wp:extent cx="5321300" cy="889000"/>
@@ -2507,7 +2692,6 @@
         <w:rPr>
           <w:lang w:val="es-ES"/>
         </w:rPr>
-        <w:lastRenderedPageBreak/>
         <w:t xml:space="preserve">Cargar </w:t>
       </w:r>
       <w:proofErr w:type="spellStart"/>
@@ -2599,6 +2783,7 @@
           <w:noProof/>
           <w:lang w:val="es-ES"/>
         </w:rPr>
+        <w:lastRenderedPageBreak/>
         <w:drawing>
           <wp:inline distT="0" distB="0" distL="0" distR="0" wp14:anchorId="1EA75B11" wp14:editId="5A3FAF4D">
             <wp:extent cx="4276436" cy="2988023"/>
@@ -2660,7 +2845,6 @@
           <w:noProof/>
           <w:lang w:val="es-ES"/>
         </w:rPr>
-        <w:lastRenderedPageBreak/>
         <w:drawing>
           <wp:inline distT="0" distB="0" distL="0" distR="0" wp14:anchorId="32F989D1" wp14:editId="2879D2A4">
             <wp:extent cx="5943600" cy="3823335"/>
@@ -3894,6 +4078,19 @@
       </w:tblBorders>
     </w:tblPr>
   </w:style>
+  <w:style w:type="character" w:styleId="HTMLCode">
+    <w:name w:val="HTML Code"/>
+    <w:basedOn w:val="DefaultParagraphFont"/>
+    <w:uiPriority w:val="99"/>
+    <w:semiHidden/>
+    <w:unhideWhenUsed/>
+    <w:rsid w:val="009414F4"/>
+    <w:rPr>
+      <w:rFonts w:ascii="Courier New" w:eastAsia="Times New Roman" w:hAnsi="Courier New" w:cs="Courier New"/>
+      <w:sz w:val="20"/>
+      <w:szCs w:val="20"/>
+    </w:rPr>
+  </w:style>
 </w:styles>
 </file>
 

--- a/entrega_2/docs/Documentación Entrega 2.docx
+++ b/entrega_2/docs/Documentación Entrega 2.docx
@@ -2631,25 +2631,327 @@
         <w:rPr>
           <w:lang w:val="es-ES"/>
         </w:rPr>
-        <w:t>Revisar servicio</w:t>
-      </w:r>
-    </w:p>
-    <w:p>
-      <w:pPr>
-        <w:rPr>
-          <w:lang w:val="es-ES"/>
-        </w:rPr>
-      </w:pPr>
-      <w:r>
-        <w:rPr>
-          <w:noProof/>
+        <w:t xml:space="preserve">Las consultas SPARQL que responden a cada una de las </w:t>
+      </w:r>
+      <w:proofErr w:type="spellStart"/>
+      <w:r>
+        <w:rPr>
+          <w:lang w:val="es-ES"/>
+        </w:rPr>
+        <w:t>competency</w:t>
+      </w:r>
+      <w:proofErr w:type="spellEnd"/>
+      <w:r>
+        <w:rPr>
+          <w:lang w:val="es-ES"/>
+        </w:rPr>
+        <w:t xml:space="preserve"> </w:t>
+      </w:r>
+      <w:proofErr w:type="spellStart"/>
+      <w:r>
+        <w:rPr>
+          <w:lang w:val="es-ES"/>
+        </w:rPr>
+        <w:t>questions</w:t>
+      </w:r>
+      <w:proofErr w:type="spellEnd"/>
+      <w:r>
+        <w:rPr>
+          <w:lang w:val="es-ES"/>
+        </w:rPr>
+        <w:t xml:space="preserve"> se encuentran en la carpeta /entrega_2/punto_5/consultas. Allí estarán todos los </w:t>
+      </w:r>
+      <w:proofErr w:type="gramStart"/>
+      <w:r>
+        <w:rPr>
+          <w:lang w:val="es-ES"/>
+        </w:rPr>
+        <w:t>archivos .</w:t>
+      </w:r>
+      <w:proofErr w:type="spellStart"/>
+      <w:r>
+        <w:rPr>
+          <w:lang w:val="es-ES"/>
+        </w:rPr>
+        <w:t>rq</w:t>
+      </w:r>
+      <w:proofErr w:type="spellEnd"/>
+      <w:proofErr w:type="gramEnd"/>
+      <w:r>
+        <w:rPr>
+          <w:lang w:val="es-ES"/>
+        </w:rPr>
+        <w:t>, en donde se podrán probar con el comando:</w:t>
+      </w:r>
+    </w:p>
+    <w:p>
+      <w:pPr>
+        <w:pStyle w:val="ListParagraph"/>
+        <w:numPr>
+          <w:ilvl w:val="0"/>
+          <w:numId w:val="2"/>
+        </w:numPr>
+        <w:rPr>
+          <w:lang w:val="es-ES"/>
+        </w:rPr>
+      </w:pPr>
+      <w:proofErr w:type="spellStart"/>
+      <w:r>
+        <w:rPr>
+          <w:lang w:val="es-ES"/>
+        </w:rPr>
+        <w:t>python</w:t>
+      </w:r>
+      <w:proofErr w:type="spellEnd"/>
+      <w:r>
+        <w:rPr>
+          <w:lang w:val="es-ES"/>
+        </w:rPr>
+        <w:t xml:space="preserve"> correr.py consultas/</w:t>
+      </w:r>
+      <w:r>
+        <w:rPr>
+          <w:lang w:val="es-ES"/>
+        </w:rPr>
+        <w:t>{</w:t>
+      </w:r>
+      <w:proofErr w:type="spellStart"/>
+      <w:proofErr w:type="gramStart"/>
+      <w:r>
+        <w:rPr>
+          <w:lang w:val="es-ES"/>
+        </w:rPr>
+        <w:t>archivo.rq</w:t>
+      </w:r>
+      <w:proofErr w:type="spellEnd"/>
+      <w:proofErr w:type="gramEnd"/>
+      <w:r>
+        <w:rPr>
+          <w:lang w:val="es-ES"/>
+        </w:rPr>
+        <w:t>}</w:t>
+      </w:r>
+    </w:p>
+    <w:p>
+      <w:pPr>
+        <w:rPr>
+          <w:lang w:val="es-ES"/>
+        </w:rPr>
+      </w:pPr>
+    </w:p>
+    <w:p>
+      <w:pPr>
+        <w:pStyle w:val="Heading2"/>
+        <w:rPr>
+          <w:lang w:val="es-ES"/>
+        </w:rPr>
+      </w:pPr>
+      <w:r>
+        <w:rPr>
+          <w:lang w:val="es-ES"/>
+        </w:rPr>
+        <w:t>Subir el servicio</w:t>
+      </w:r>
+    </w:p>
+    <w:p>
+      <w:pPr>
+        <w:rPr>
+          <w:lang w:val="es-ES"/>
+        </w:rPr>
+      </w:pPr>
+      <w:r>
+        <w:rPr>
+          <w:lang w:val="es-ES"/>
+        </w:rPr>
+        <w:t xml:space="preserve">La configuración de </w:t>
+      </w:r>
+      <w:proofErr w:type="spellStart"/>
+      <w:r>
+        <w:rPr>
+          <w:lang w:val="es-ES"/>
+        </w:rPr>
+        <w:t>Fuseki</w:t>
+      </w:r>
+      <w:proofErr w:type="spellEnd"/>
+      <w:r>
+        <w:rPr>
+          <w:lang w:val="es-ES"/>
+        </w:rPr>
+        <w:t xml:space="preserve"> se encuentra en la ruta /entrega_2/punto_5, en dicha carpeta se encuentran los siguientes archivos:</w:t>
+      </w:r>
+    </w:p>
+    <w:p>
+      <w:pPr>
+        <w:pStyle w:val="ListParagraph"/>
+        <w:numPr>
+          <w:ilvl w:val="0"/>
+          <w:numId w:val="2"/>
+        </w:numPr>
+        <w:rPr>
+          <w:lang w:val="es-ES"/>
+        </w:rPr>
+      </w:pPr>
+      <w:proofErr w:type="spellStart"/>
+      <w:r>
+        <w:rPr>
+          <w:lang w:val="es-ES"/>
+        </w:rPr>
+        <w:t>c</w:t>
+      </w:r>
+      <w:r>
+        <w:rPr>
+          <w:lang w:val="es-ES"/>
+        </w:rPr>
+        <w:t>onfig.ttl</w:t>
+      </w:r>
+      <w:proofErr w:type="spellEnd"/>
+      <w:r>
+        <w:rPr>
+          <w:lang w:val="es-ES"/>
+        </w:rPr>
+        <w:t xml:space="preserve">: </w:t>
+      </w:r>
+      <w:r>
+        <w:rPr>
+          <w:lang w:val="es-ES"/>
+        </w:rPr>
+        <w:t xml:space="preserve">Archivo de configuración para desplegar el servicio de </w:t>
+      </w:r>
+      <w:proofErr w:type="spellStart"/>
+      <w:r>
+        <w:rPr>
+          <w:lang w:val="es-ES"/>
+        </w:rPr>
+        <w:t>Fuseki</w:t>
+      </w:r>
+      <w:proofErr w:type="spellEnd"/>
+    </w:p>
+    <w:p>
+      <w:pPr>
+        <w:pStyle w:val="ListParagraph"/>
+        <w:numPr>
+          <w:ilvl w:val="0"/>
+          <w:numId w:val="2"/>
+        </w:numPr>
+        <w:rPr>
+          <w:lang w:val="es-ES"/>
+        </w:rPr>
+      </w:pPr>
+      <w:r>
+        <w:rPr>
+          <w:lang w:val="es-ES"/>
+        </w:rPr>
+        <w:t xml:space="preserve">correr.py: Archivo que utiliza el </w:t>
+      </w:r>
+      <w:proofErr w:type="spellStart"/>
+      <w:r>
+        <w:rPr>
+          <w:lang w:val="es-ES"/>
+        </w:rPr>
+        <w:t>endpoint</w:t>
+      </w:r>
+      <w:proofErr w:type="spellEnd"/>
+      <w:r>
+        <w:rPr>
+          <w:lang w:val="es-ES"/>
+        </w:rPr>
+        <w:t xml:space="preserve"> del </w:t>
+      </w:r>
+      <w:proofErr w:type="spellStart"/>
+      <w:r>
+        <w:rPr>
+          <w:lang w:val="es-ES"/>
+        </w:rPr>
+        <w:t>dataset</w:t>
+      </w:r>
+      <w:proofErr w:type="spellEnd"/>
+      <w:r>
+        <w:rPr>
+          <w:lang w:val="es-ES"/>
+        </w:rPr>
+        <w:t xml:space="preserve"> expuesto para realizar consultas sobre los datos e imprimir resultados</w:t>
+      </w:r>
+    </w:p>
+    <w:p>
+      <w:pPr>
+        <w:pStyle w:val="ListParagraph"/>
+        <w:numPr>
+          <w:ilvl w:val="0"/>
+          <w:numId w:val="2"/>
+        </w:numPr>
+        <w:rPr>
+          <w:lang w:val="es-ES"/>
+        </w:rPr>
+      </w:pPr>
+      <w:proofErr w:type="spellStart"/>
+      <w:r>
+        <w:rPr>
+          <w:lang w:val="es-ES"/>
+        </w:rPr>
+        <w:t>docker-compose.yml</w:t>
+      </w:r>
+      <w:proofErr w:type="spellEnd"/>
+      <w:r>
+        <w:rPr>
+          <w:lang w:val="es-ES"/>
+        </w:rPr>
+        <w:t>: Archivo para la construcción del volumen y orquestador del contenedor.</w:t>
+      </w:r>
+    </w:p>
+    <w:p>
+      <w:pPr>
+        <w:rPr>
+          <w:b/>
+          <w:bCs/>
+          <w:i/>
+          <w:iCs/>
+          <w:lang w:val="es-ES"/>
+        </w:rPr>
+      </w:pPr>
+      <w:r>
+        <w:rPr>
+          <w:lang w:val="es-ES"/>
+        </w:rPr>
+        <w:t xml:space="preserve">Paso 1: En la carpeta /entrega_5, ejecutar </w:t>
+      </w:r>
+      <w:proofErr w:type="spellStart"/>
+      <w:r>
+        <w:rPr>
+          <w:b/>
+          <w:bCs/>
+          <w:i/>
+          <w:iCs/>
+          <w:lang w:val="es-ES"/>
+        </w:rPr>
+        <w:t>docker-compose</w:t>
+      </w:r>
+      <w:proofErr w:type="spellEnd"/>
+      <w:r>
+        <w:rPr>
+          <w:b/>
+          <w:bCs/>
+          <w:i/>
+          <w:iCs/>
+          <w:lang w:val="es-ES"/>
+        </w:rPr>
+        <w:t xml:space="preserve"> up -d</w:t>
+      </w:r>
+    </w:p>
+    <w:p>
+      <w:pPr>
+        <w:rPr>
+          <w:lang w:val="es-ES"/>
+        </w:rPr>
+      </w:pPr>
+      <w:r>
+        <w:rPr>
           <w:lang w:val="es-ES"/>
         </w:rPr>
         <w:drawing>
-          <wp:inline distT="0" distB="0" distL="0" distR="0" wp14:anchorId="46695114" wp14:editId="5799806A">
-            <wp:extent cx="5943600" cy="2173605"/>
-            <wp:effectExtent l="0" t="0" r="0" b="0"/>
-            <wp:docPr id="1102468064" name="Picture 1"/>
+          <wp:inline distT="0" distB="0" distL="0" distR="0" wp14:anchorId="36FA0FE0" wp14:editId="4CDD851A">
+            <wp:extent cx="5943600" cy="744855"/>
+            <wp:effectExtent l="0" t="0" r="0" b="4445"/>
+            <wp:docPr id="602227192" name="Picture 1"/>
             <wp:cNvGraphicFramePr>
               <a:graphicFrameLocks xmlns:a="http://schemas.openxmlformats.org/drawingml/2006/main" noChangeAspect="1"/>
             </wp:cNvGraphicFramePr>
@@ -2657,7 +2959,7 @@
               <a:graphicData uri="http://schemas.openxmlformats.org/drawingml/2006/picture">
                 <pic:pic xmlns:pic="http://schemas.openxmlformats.org/drawingml/2006/picture">
                   <pic:nvPicPr>
-                    <pic:cNvPr id="1102468064" name=""/>
+                    <pic:cNvPr id="602227192" name=""/>
                     <pic:cNvPicPr/>
                   </pic:nvPicPr>
                   <pic:blipFill>
@@ -2669,7 +2971,7 @@
                   <pic:spPr>
                     <a:xfrm>
                       <a:off x="0" y="0"/>
-                      <a:ext cx="5943600" cy="2173605"/>
+                      <a:ext cx="5943600" cy="744855"/>
                     </a:xfrm>
                     <a:prstGeom prst="rect">
                       <a:avLst/>
@@ -2685,26 +2987,239 @@
     <w:p>
       <w:pPr>
         <w:rPr>
-          <w:lang w:val="es-ES"/>
-        </w:rPr>
-      </w:pPr>
-      <w:r>
-        <w:rPr>
-          <w:lang w:val="es-ES"/>
-        </w:rPr>
-        <w:t xml:space="preserve">Cargar </w:t>
+          <w:b/>
+          <w:bCs/>
+          <w:i/>
+          <w:iCs/>
+          <w:lang w:val="es-ES"/>
+        </w:rPr>
+      </w:pPr>
+      <w:r>
+        <w:rPr>
+          <w:lang w:val="es-ES"/>
+        </w:rPr>
+        <w:t xml:space="preserve">Paso 2: Comprobar el servicio, ejecutar </w:t>
       </w:r>
       <w:proofErr w:type="spellStart"/>
       <w:r>
         <w:rPr>
-          <w:lang w:val="es-ES"/>
-        </w:rPr>
-        <w:t>ontologia</w:t>
+          <w:b/>
+          <w:bCs/>
+          <w:i/>
+          <w:iCs/>
+          <w:lang w:val="es-ES"/>
+        </w:rPr>
+        <w:t>docker</w:t>
       </w:r>
       <w:proofErr w:type="spellEnd"/>
-    </w:p>
-    <w:p>
-      <w:pPr>
+      <w:r>
+        <w:rPr>
+          <w:b/>
+          <w:bCs/>
+          <w:i/>
+          <w:iCs/>
+          <w:lang w:val="es-ES"/>
+        </w:rPr>
+        <w:t xml:space="preserve"> logs </w:t>
+      </w:r>
+      <w:proofErr w:type="spellStart"/>
+      <w:r>
+        <w:rPr>
+          <w:b/>
+          <w:bCs/>
+          <w:i/>
+          <w:iCs/>
+          <w:lang w:val="es-ES"/>
+        </w:rPr>
+        <w:t>fuseki</w:t>
+      </w:r>
+      <w:proofErr w:type="spellEnd"/>
+      <w:r>
+        <w:rPr>
+          <w:b/>
+          <w:bCs/>
+          <w:i/>
+          <w:iCs/>
+          <w:lang w:val="es-ES"/>
+        </w:rPr>
+        <w:t>-music</w:t>
+      </w:r>
+    </w:p>
+    <w:p>
+      <w:pPr>
+        <w:rPr>
+          <w:b/>
+          <w:bCs/>
+          <w:i/>
+          <w:iCs/>
+          <w:lang w:val="es-ES"/>
+        </w:rPr>
+      </w:pPr>
+      <w:r>
+        <w:rPr>
+          <w:b/>
+          <w:bCs/>
+          <w:i/>
+          <w:iCs/>
+          <w:lang w:val="es-ES"/>
+        </w:rPr>
+        <w:lastRenderedPageBreak/>
+        <w:drawing>
+          <wp:inline distT="0" distB="0" distL="0" distR="0" wp14:anchorId="16D8C84C" wp14:editId="633C4CF4">
+            <wp:extent cx="5227782" cy="2177684"/>
+            <wp:effectExtent l="0" t="0" r="5080" b="0"/>
+            <wp:docPr id="53384535" name="Picture 1"/>
+            <wp:cNvGraphicFramePr>
+              <a:graphicFrameLocks xmlns:a="http://schemas.openxmlformats.org/drawingml/2006/main" noChangeAspect="1"/>
+            </wp:cNvGraphicFramePr>
+            <a:graphic xmlns:a="http://schemas.openxmlformats.org/drawingml/2006/main">
+              <a:graphicData uri="http://schemas.openxmlformats.org/drawingml/2006/picture">
+                <pic:pic xmlns:pic="http://schemas.openxmlformats.org/drawingml/2006/picture">
+                  <pic:nvPicPr>
+                    <pic:cNvPr id="53384535" name=""/>
+                    <pic:cNvPicPr/>
+                  </pic:nvPicPr>
+                  <pic:blipFill>
+                    <a:blip r:embed="rId10"/>
+                    <a:stretch>
+                      <a:fillRect/>
+                    </a:stretch>
+                  </pic:blipFill>
+                  <pic:spPr>
+                    <a:xfrm>
+                      <a:off x="0" y="0"/>
+                      <a:ext cx="5256492" cy="2189643"/>
+                    </a:xfrm>
+                    <a:prstGeom prst="rect">
+                      <a:avLst/>
+                    </a:prstGeom>
+                  </pic:spPr>
+                </pic:pic>
+              </a:graphicData>
+            </a:graphic>
+          </wp:inline>
+        </w:drawing>
+      </w:r>
+    </w:p>
+    <w:p>
+      <w:pPr>
+        <w:rPr>
+          <w:b/>
+          <w:bCs/>
+          <w:i/>
+          <w:iCs/>
+          <w:lang w:val="es-ES"/>
+        </w:rPr>
+      </w:pPr>
+    </w:p>
+    <w:p>
+      <w:pPr>
+        <w:rPr>
+          <w:lang w:val="es-ES"/>
+        </w:rPr>
+      </w:pPr>
+      <w:r>
+        <w:rPr>
+          <w:lang w:val="es-ES"/>
+        </w:rPr>
+        <w:t xml:space="preserve">En este punto el servicio ya </w:t>
+      </w:r>
+      <w:r>
+        <w:rPr>
+          <w:lang w:val="es-ES"/>
+        </w:rPr>
+        <w:t>está</w:t>
+      </w:r>
+      <w:r>
+        <w:rPr>
+          <w:lang w:val="es-ES"/>
+        </w:rPr>
+        <w:t xml:space="preserve"> disponible, de todas </w:t>
+      </w:r>
+      <w:proofErr w:type="gramStart"/>
+      <w:r>
+        <w:rPr>
+          <w:lang w:val="es-ES"/>
+        </w:rPr>
+        <w:t>maneras</w:t>
+      </w:r>
+      <w:proofErr w:type="gramEnd"/>
+      <w:r>
+        <w:rPr>
+          <w:lang w:val="es-ES"/>
+        </w:rPr>
+        <w:t xml:space="preserve"> en este entregable se comparte la colección de </w:t>
+      </w:r>
+      <w:proofErr w:type="spellStart"/>
+      <w:r>
+        <w:rPr>
+          <w:lang w:val="es-ES"/>
+        </w:rPr>
+        <w:t>postman</w:t>
+      </w:r>
+      <w:proofErr w:type="spellEnd"/>
+      <w:r>
+        <w:rPr>
+          <w:lang w:val="es-ES"/>
+        </w:rPr>
+        <w:t xml:space="preserve"> </w:t>
+      </w:r>
+      <w:r>
+        <w:rPr>
+          <w:lang w:val="es-ES"/>
+        </w:rPr>
+        <w:t xml:space="preserve">para utilizar los </w:t>
+      </w:r>
+      <w:proofErr w:type="spellStart"/>
+      <w:r>
+        <w:rPr>
+          <w:lang w:val="es-ES"/>
+        </w:rPr>
+        <w:t>endpoints</w:t>
+      </w:r>
+      <w:proofErr w:type="spellEnd"/>
+      <w:r>
+        <w:rPr>
+          <w:lang w:val="es-ES"/>
+        </w:rPr>
+        <w:t xml:space="preserve"> de cargue. De todas maneras, se comparten en este documento:</w:t>
+      </w:r>
+    </w:p>
+    <w:p>
+      <w:pPr>
+        <w:pStyle w:val="ListParagraph"/>
+        <w:numPr>
+          <w:ilvl w:val="0"/>
+          <w:numId w:val="2"/>
+        </w:numPr>
+        <w:rPr>
+          <w:lang w:val="es-ES"/>
+        </w:rPr>
+      </w:pPr>
+      <w:r>
+        <w:rPr>
+          <w:lang w:val="es-ES"/>
+        </w:rPr>
+        <w:t xml:space="preserve">Cargar ontología: </w:t>
+      </w:r>
+      <w:hyperlink r:id="rId11" w:history="1">
+        <w:r>
+          <w:rPr>
+            <w:lang w:val="es-ES"/>
+          </w:rPr>
+          <w:t>http://localhost:3030/music/data</w:t>
+        </w:r>
+      </w:hyperlink>
+      <w:r>
+        <w:rPr>
+          <w:lang w:val="es-ES"/>
+        </w:rPr>
+        <w:t xml:space="preserve"> (archivo ontology.ttl)</w:t>
+      </w:r>
+    </w:p>
+    <w:p>
+      <w:pPr>
+        <w:pStyle w:val="ListParagraph"/>
         <w:rPr>
           <w:lang w:val="es-ES"/>
         </w:rPr>
@@ -2715,9 +3230,9 @@
           <w:lang w:val="es-ES"/>
         </w:rPr>
         <w:drawing>
-          <wp:inline distT="0" distB="0" distL="0" distR="0" wp14:anchorId="346FF7FE" wp14:editId="77164DD5">
-            <wp:extent cx="4947877" cy="3205019"/>
-            <wp:effectExtent l="0" t="0" r="5715" b="0"/>
+          <wp:inline distT="0" distB="0" distL="0" distR="0" wp14:anchorId="50635DCC" wp14:editId="1959795F">
+            <wp:extent cx="3493457" cy="2262909"/>
+            <wp:effectExtent l="0" t="0" r="0" b="0"/>
             <wp:docPr id="1660169760" name="Picture 1"/>
             <wp:cNvGraphicFramePr>
               <a:graphicFrameLocks xmlns:a="http://schemas.openxmlformats.org/drawingml/2006/main" noChangeAspect="1"/>
@@ -2730,7 +3245,7 @@
                     <pic:cNvPicPr/>
                   </pic:nvPicPr>
                   <pic:blipFill>
-                    <a:blip r:embed="rId10"/>
+                    <a:blip r:embed="rId12"/>
                     <a:stretch>
                       <a:fillRect/>
                     </a:stretch>
@@ -2738,7 +3253,7 @@
                   <pic:spPr>
                     <a:xfrm>
                       <a:off x="0" y="0"/>
-                      <a:ext cx="4955473" cy="3209939"/>
+                      <a:ext cx="3569374" cy="2312085"/>
                     </a:xfrm>
                     <a:prstGeom prst="rect">
                       <a:avLst/>
@@ -2753,27 +3268,33 @@
     </w:p>
     <w:p>
       <w:pPr>
-        <w:rPr>
-          <w:lang w:val="es-ES"/>
-        </w:rPr>
-      </w:pPr>
-      <w:r>
-        <w:rPr>
-          <w:lang w:val="es-ES"/>
-        </w:rPr>
-        <w:t xml:space="preserve">Validar cargue de </w:t>
-      </w:r>
-      <w:proofErr w:type="spellStart"/>
-      <w:r>
-        <w:rPr>
-          <w:lang w:val="es-ES"/>
-        </w:rPr>
-        <w:t>ontologia</w:t>
-      </w:r>
-      <w:proofErr w:type="spellEnd"/>
-    </w:p>
-    <w:p>
-      <w:pPr>
+        <w:pStyle w:val="ListParagraph"/>
+        <w:numPr>
+          <w:ilvl w:val="0"/>
+          <w:numId w:val="2"/>
+        </w:numPr>
+        <w:rPr>
+          <w:lang w:val="es-ES"/>
+        </w:rPr>
+      </w:pPr>
+      <w:r>
+        <w:rPr>
+          <w:lang w:val="es-ES"/>
+        </w:rPr>
+        <w:t xml:space="preserve">Validar cargue de ontología: </w:t>
+      </w:r>
+      <w:hyperlink r:id="rId13" w:history="1">
+        <w:r>
+          <w:rPr>
+            <w:lang w:val="es-ES"/>
+          </w:rPr>
+          <w:t>http://localhost:3030/music/sparql</w:t>
+        </w:r>
+      </w:hyperlink>
+    </w:p>
+    <w:p>
+      <w:pPr>
+        <w:pStyle w:val="ListParagraph"/>
         <w:rPr>
           <w:lang w:val="es-ES"/>
         </w:rPr>
@@ -2785,9 +3306,9 @@
         </w:rPr>
         <w:lastRenderedPageBreak/>
         <w:drawing>
-          <wp:inline distT="0" distB="0" distL="0" distR="0" wp14:anchorId="1EA75B11" wp14:editId="5A3FAF4D">
-            <wp:extent cx="4276436" cy="2988023"/>
-            <wp:effectExtent l="0" t="0" r="3810" b="0"/>
+          <wp:inline distT="0" distB="0" distL="0" distR="0" wp14:anchorId="6C331F3A" wp14:editId="644D7F53">
+            <wp:extent cx="3436944" cy="2401454"/>
+            <wp:effectExtent l="0" t="0" r="5080" b="0"/>
             <wp:docPr id="1902071176" name="Picture 1"/>
             <wp:cNvGraphicFramePr>
               <a:graphicFrameLocks xmlns:a="http://schemas.openxmlformats.org/drawingml/2006/main" noChangeAspect="1"/>
@@ -2800,7 +3321,7 @@
                     <pic:cNvPicPr/>
                   </pic:nvPicPr>
                   <pic:blipFill>
-                    <a:blip r:embed="rId11"/>
+                    <a:blip r:embed="rId14"/>
                     <a:stretch>
                       <a:fillRect/>
                     </a:stretch>
@@ -2808,7 +3329,7 @@
                   <pic:spPr>
                     <a:xfrm>
                       <a:off x="0" y="0"/>
-                      <a:ext cx="4293292" cy="2999800"/>
+                      <a:ext cx="3522400" cy="2461164"/>
                     </a:xfrm>
                     <a:prstGeom prst="rect">
                       <a:avLst/>
@@ -2823,19 +3344,51 @@
     </w:p>
     <w:p>
       <w:pPr>
-        <w:rPr>
-          <w:lang w:val="es-ES"/>
-        </w:rPr>
-      </w:pPr>
-      <w:r>
-        <w:rPr>
-          <w:lang w:val="es-ES"/>
-        </w:rPr>
-        <w:t>Cargar instancias</w:t>
-      </w:r>
-    </w:p>
-    <w:p>
-      <w:pPr>
+        <w:pStyle w:val="ListParagraph"/>
+        <w:rPr>
+          <w:lang w:val="es-ES"/>
+        </w:rPr>
+      </w:pPr>
+    </w:p>
+    <w:p>
+      <w:pPr>
+        <w:pStyle w:val="ListParagraph"/>
+        <w:numPr>
+          <w:ilvl w:val="0"/>
+          <w:numId w:val="2"/>
+        </w:numPr>
+        <w:rPr>
+          <w:lang w:val="es-ES"/>
+        </w:rPr>
+      </w:pPr>
+      <w:r>
+        <w:rPr>
+          <w:lang w:val="es-ES"/>
+        </w:rPr>
+        <w:t xml:space="preserve">Cargar instancias: </w:t>
+      </w:r>
+      <w:hyperlink r:id="rId15" w:history="1">
+        <w:r>
+          <w:rPr>
+            <w:lang w:val="es-ES"/>
+          </w:rPr>
+          <w:t>http://localhost:3030/music/data</w:t>
+        </w:r>
+      </w:hyperlink>
+      <w:r>
+        <w:rPr>
+          <w:lang w:val="es-ES"/>
+        </w:rPr>
+        <w:t xml:space="preserve"> (archivo instances.ttl)</w:t>
+      </w:r>
+    </w:p>
+    <w:p>
+      <w:pPr>
+        <w:pStyle w:val="ListParagraph"/>
+        <w:numPr>
+          <w:ilvl w:val="0"/>
+          <w:numId w:val="2"/>
+        </w:numPr>
         <w:rPr>
           <w:lang w:val="es-ES"/>
         </w:rPr>
@@ -2846,9 +3399,9 @@
           <w:lang w:val="es-ES"/>
         </w:rPr>
         <w:drawing>
-          <wp:inline distT="0" distB="0" distL="0" distR="0" wp14:anchorId="32F989D1" wp14:editId="2879D2A4">
-            <wp:extent cx="5943600" cy="3823335"/>
-            <wp:effectExtent l="0" t="0" r="0" b="0"/>
+          <wp:inline distT="0" distB="0" distL="0" distR="0" wp14:anchorId="6741458E" wp14:editId="056F53F0">
+            <wp:extent cx="3546543" cy="2281382"/>
+            <wp:effectExtent l="0" t="0" r="0" b="5080"/>
             <wp:docPr id="1132042986" name="Picture 1"/>
             <wp:cNvGraphicFramePr>
               <a:graphicFrameLocks xmlns:a="http://schemas.openxmlformats.org/drawingml/2006/main" noChangeAspect="1"/>
@@ -2861,7 +3414,7 @@
                     <pic:cNvPicPr/>
                   </pic:nvPicPr>
                   <pic:blipFill>
-                    <a:blip r:embed="rId12"/>
+                    <a:blip r:embed="rId16"/>
                     <a:stretch>
                       <a:fillRect/>
                     </a:stretch>
@@ -2869,7 +3422,7 @@
                   <pic:spPr>
                     <a:xfrm>
                       <a:off x="0" y="0"/>
-                      <a:ext cx="5943600" cy="3823335"/>
+                      <a:ext cx="3619821" cy="2328520"/>
                     </a:xfrm>
                     <a:prstGeom prst="rect">
                       <a:avLst/>
@@ -2897,7 +3450,7 @@
   <w:abstractNum w:abstractNumId="0" w15:restartNumberingAfterBreak="0">
     <w:nsid w:val="373A5952"/>
     <w:multiLevelType w:val="hybridMultilevel"/>
-    <w:tmpl w:val="D1F63FFE"/>
+    <w:tmpl w:val="0464A948"/>
     <w:lvl w:ilvl="0" w:tplc="48684BBC">
       <w:numFmt w:val="bullet"/>
       <w:lvlText w:val="-"/>
@@ -4091,6 +4644,29 @@
       <w:szCs w:val="20"/>
     </w:rPr>
   </w:style>
+  <w:style w:type="character" w:styleId="Hyperlink">
+    <w:name w:val="Hyperlink"/>
+    <w:basedOn w:val="DefaultParagraphFont"/>
+    <w:uiPriority w:val="99"/>
+    <w:unhideWhenUsed/>
+    <w:rsid w:val="008504D8"/>
+    <w:rPr>
+      <w:color w:val="467886" w:themeColor="hyperlink"/>
+      <w:u w:val="single"/>
+    </w:rPr>
+  </w:style>
+  <w:style w:type="character" w:styleId="UnresolvedMention">
+    <w:name w:val="Unresolved Mention"/>
+    <w:basedOn w:val="DefaultParagraphFont"/>
+    <w:uiPriority w:val="99"/>
+    <w:semiHidden/>
+    <w:unhideWhenUsed/>
+    <w:rsid w:val="008504D8"/>
+    <w:rPr>
+      <w:color w:val="605E5C"/>
+      <w:shd w:val="clear" w:color="auto" w:fill="E1DFDD"/>
+    </w:rPr>
+  </w:style>
 </w:styles>
 </file>
 
